--- a/fuentes/CFA2_11210057_DU.docx
+++ b/fuentes/CFA2_11210057_DU.docx
@@ -1,6 +1,6 @@
 
 <file path=word/document.xml><?xml version="1.0" encoding="utf-8"?>
-<w:document xmlns:wpc="http://schemas.microsoft.com/office/word/2010/wordprocessingCanvas" xmlns:cx="http://schemas.microsoft.com/office/drawing/2014/chartex" xmlns:cx1="http://schemas.microsoft.com/office/drawing/2015/9/8/chartex" xmlns:cx2="http://schemas.microsoft.com/office/drawing/2015/10/21/chartex" xmlns:cx3="http://schemas.microsoft.com/office/drawing/2016/5/9/chartex" xmlns:cx4="http://schemas.microsoft.com/office/drawing/2016/5/10/chartex" xmlns:cx5="http://schemas.microsoft.com/office/drawing/2016/5/11/chartex" xmlns:cx6="http://schemas.microsoft.com/office/drawing/2016/5/12/chartex" xmlns:cx7="http://schemas.microsoft.com/office/drawing/2016/5/13/chartex" xmlns:cx8="http://schemas.microsoft.com/office/drawing/2016/5/14/chartex" xmlns:mc="http://schemas.openxmlformats.org/markup-compatibility/2006" xmlns:aink="http://schemas.microsoft.com/office/drawing/2016/ink" xmlns:am3d="http://schemas.microsoft.com/office/drawing/2017/model3d" xmlns:o="urn:schemas-microsoft-com:office:office" xmlns:r="http://schemas.openxmlformats.org/officeDocument/2006/relationships" xmlns:m="http://schemas.openxmlformats.org/officeDocument/2006/math" xmlns:v="urn:schemas-microsoft-com:vml" xmlns:wp14="http://schemas.microsoft.com/office/word/2010/wordprocessingDrawing" xmlns:wp="http://schemas.openxmlformats.org/drawingml/2006/wordprocessingDrawing" xmlns:w10="urn:schemas-microsoft-com:office:word" xmlns:w="http://schemas.openxmlformats.org/wordprocessingml/2006/main" xmlns:w14="http://schemas.microsoft.com/office/word/2010/wordml" xmlns:w15="http://schemas.microsoft.com/office/word/2012/wordml" xmlns:w16cex="http://schemas.microsoft.com/office/word/2018/wordml/cex" xmlns:w16cid="http://schemas.microsoft.com/office/word/2016/wordml/cid" xmlns:w16="http://schemas.microsoft.com/office/word/2018/wordml" xmlns:w16sdtdh="http://schemas.microsoft.com/office/word/2020/wordml/sdtdatahash" xmlns:w16se="http://schemas.microsoft.com/office/word/2015/wordml/symex" xmlns:wpg="http://schemas.microsoft.com/office/word/2010/wordprocessingGroup" xmlns:wpi="http://schemas.microsoft.com/office/word/2010/wordprocessingInk" xmlns:wne="http://schemas.microsoft.com/office/word/2006/wordml" xmlns:wps="http://schemas.microsoft.com/office/word/2010/wordprocessingShape" mc:Ignorable="w14 w15 w16se w16cid w16 w16cex w16sdtdh wp14">
+<w:document xmlns:wpc="http://schemas.microsoft.com/office/word/2010/wordprocessingCanvas" xmlns:cx="http://schemas.microsoft.com/office/drawing/2014/chartex" xmlns:cx1="http://schemas.microsoft.com/office/drawing/2015/9/8/chartex" xmlns:cx2="http://schemas.microsoft.com/office/drawing/2015/10/21/chartex" xmlns:cx3="http://schemas.microsoft.com/office/drawing/2016/5/9/chartex" xmlns:cx4="http://schemas.microsoft.com/office/drawing/2016/5/10/chartex" xmlns:cx5="http://schemas.microsoft.com/office/drawing/2016/5/11/chartex" xmlns:cx6="http://schemas.microsoft.com/office/drawing/2016/5/12/chartex" xmlns:cx7="http://schemas.microsoft.com/office/drawing/2016/5/13/chartex" xmlns:cx8="http://schemas.microsoft.com/office/drawing/2016/5/14/chartex" xmlns:mc="http://schemas.openxmlformats.org/markup-compatibility/2006" xmlns:aink="http://schemas.microsoft.com/office/drawing/2016/ink" xmlns:am3d="http://schemas.microsoft.com/office/drawing/2017/model3d" xmlns:o="urn:schemas-microsoft-com:office:office" xmlns:r="http://schemas.openxmlformats.org/officeDocument/2006/relationships" xmlns:m="http://schemas.openxmlformats.org/officeDocument/2006/math" xmlns:v="urn:schemas-microsoft-com:vml" xmlns:wp14="http://schemas.microsoft.com/office/word/2010/wordprocessingDrawing" xmlns:wp="http://schemas.openxmlformats.org/drawingml/2006/wordprocessingDrawing" xmlns:w10="urn:schemas-microsoft-com:office:word" xmlns:w="http://schemas.openxmlformats.org/wordprocessingml/2006/main" xmlns:w14="http://schemas.microsoft.com/office/word/2010/wordml" xmlns:w15="http://schemas.microsoft.com/office/word/2012/wordml" xmlns:w16cid="http://schemas.microsoft.com/office/word/2016/wordml/cid" xmlns:w16se="http://schemas.microsoft.com/office/word/2015/wordml/symex" xmlns:wpg="http://schemas.microsoft.com/office/word/2010/wordprocessingGroup" xmlns:wpi="http://schemas.microsoft.com/office/word/2010/wordprocessingInk" xmlns:wne="http://schemas.microsoft.com/office/word/2006/wordml" xmlns:wps="http://schemas.microsoft.com/office/word/2010/wordprocessingShape" mc:Ignorable="w14 w15 w16se w16cid wp14">
   <w:body>
     <w:p>
       <w:r>
@@ -213,7 +213,7 @@
               </wp:anchor>
             </w:drawing>
           </mc:Choice>
-          <mc:Fallback>
+          <mc:Fallback xmlns:w16sdtdh="http://schemas.microsoft.com/office/word/2020/wordml/sdtdatahash" xmlns:w16="http://schemas.microsoft.com/office/word/2018/wordml" xmlns:w16cex="http://schemas.microsoft.com/office/word/2018/wordml/cex">
             <w:pict>
               <v:rect w14:anchorId="5C6229C9" id="Rectángulo 4" o:spid="_x0000_s1026" style="position:absolute;margin-left:-55.7pt;margin-top:29pt;width:613.85pt;height:204pt;z-index:-251659776;visibility:visible;mso-wrap-style:square;mso-width-percent:0;mso-height-percent:0;mso-wrap-distance-left:9pt;mso-wrap-distance-top:0;mso-wrap-distance-right:9pt;mso-wrap-distance-bottom:0;mso-position-horizontal:absolute;mso-position-horizontal-relative:text;mso-position-vertical:absolute;mso-position-vertical-relative:text;mso-width-percent:0;mso-height-percent:0;mso-width-relative:page;mso-height-relative:margin;v-text-anchor:middle" o:gfxdata="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" fillcolor="#00314d" stroked="f" strokeweight="1pt"/>
             </w:pict>
@@ -312,7 +312,7 @@
               </wp:anchor>
             </w:drawing>
           </mc:Choice>
-          <mc:Fallback>
+          <mc:Fallback xmlns:w16sdtdh="http://schemas.microsoft.com/office/word/2020/wordml/sdtdatahash" xmlns:w16="http://schemas.microsoft.com/office/word/2018/wordml" xmlns:w16cex="http://schemas.microsoft.com/office/word/2018/wordml/cex">
             <w:pict>
               <v:shapetype w14:anchorId="5E459EE6" id="_x0000_t202" coordsize="21600,21600" o:spt="202" path="m,l,21600r21600,l21600,xe">
                 <v:stroke joinstyle="miter"/>
@@ -5342,12 +5342,12 @@
         <w:tblLook w:val="04A0" w:firstRow="1" w:lastRow="0" w:firstColumn="1" w:lastColumn="0" w:noHBand="0" w:noVBand="1"/>
       </w:tblPr>
       <w:tblGrid>
-        <w:gridCol w:w="8828"/>
+        <w:gridCol w:w="9918"/>
       </w:tblGrid>
       <w:tr>
         <w:tc>
           <w:tcPr>
-            <w:tcW w:w="8828" w:type="dxa"/>
+            <w:tcW w:w="9918" w:type="dxa"/>
           </w:tcPr>
           <w:p>
             <w:pPr>
@@ -5368,7 +5368,23 @@
                 <w:b/>
                 <w:lang w:eastAsia="es-CO"/>
               </w:rPr>
-              <w:t xml:space="preserve"> del pódcast: </w:t>
+              <w:t xml:space="preserve"> del </w:t>
+            </w:r>
+            <w:proofErr w:type="spellStart"/>
+            <w:r>
+              <w:rPr>
+                <w:b/>
+                <w:lang w:eastAsia="es-CO"/>
+              </w:rPr>
+              <w:t>pódcast</w:t>
+            </w:r>
+            <w:proofErr w:type="spellEnd"/>
+            <w:r>
+              <w:rPr>
+                <w:b/>
+                <w:lang w:eastAsia="es-CO"/>
+              </w:rPr>
+              <w:t xml:space="preserve">: </w:t>
             </w:r>
             <w:r>
               <w:rPr>
@@ -5388,7 +5404,7 @@
       <w:tr>
         <w:tc>
           <w:tcPr>
-            <w:tcW w:w="8828" w:type="dxa"/>
+            <w:tcW w:w="9918" w:type="dxa"/>
           </w:tcPr>
           <w:p>
             <w:pPr>
@@ -5400,19 +5416,7 @@
               <w:rPr>
                 <w:lang w:eastAsia="es-CO"/>
               </w:rPr>
-              <w:t>Hombre</w:t>
-            </w:r>
-            <w:r>
-              <w:rPr>
-                <w:lang w:eastAsia="es-CO"/>
-              </w:rPr>
-              <w:t>: b</w:t>
-            </w:r>
-            <w:r>
-              <w:rPr>
-                <w:lang w:eastAsia="es-CO"/>
-              </w:rPr>
-              <w:t xml:space="preserve">ienvenidos. Hoy nos enfocaremos en algo que no se aprende en un manual técnico, pero que define el éxito de cualquier proyecto: nuestra capacidad para relacionarnos y trabajar con los demás. </w:t>
+              <w:t xml:space="preserve">Hombre: bienvenidos. Hoy nos enfocaremos en algo que no se aprende en un manual técnico, pero que define el éxito de cualquier proyecto: nuestra capacidad para relacionarnos y trabajar con los demás. </w:t>
             </w:r>
           </w:p>
           <w:p>
@@ -5425,19 +5429,7 @@
               <w:rPr>
                 <w:lang w:eastAsia="es-CO"/>
               </w:rPr>
-              <w:t>Mujer</w:t>
-            </w:r>
-            <w:r>
-              <w:rPr>
-                <w:lang w:eastAsia="es-CO"/>
-              </w:rPr>
-              <w:t>: h</w:t>
-            </w:r>
-            <w:r>
-              <w:rPr>
-                <w:lang w:eastAsia="es-CO"/>
-              </w:rPr>
-              <w:t xml:space="preserve">oy hablaremos de las competencias blandas, esas habilidades personales y sociales que desarrollamos en el día a día y que hacen que la comunicación y la cooperación realmente funcionen. </w:t>
+              <w:t xml:space="preserve">Mujer: hoy hablaremos de las competencias blandas, esas habilidades personales y sociales que desarrollamos en el día a día y que hacen que la comunicación y la cooperación realmente funcionen. </w:t>
             </w:r>
           </w:p>
           <w:p>
@@ -5458,19 +5450,7 @@
                 <w:lang w:eastAsia="es-CO"/>
               </w:rPr>
               <w:lastRenderedPageBreak/>
-              <w:t>Hombre</w:t>
-            </w:r>
-            <w:r>
-              <w:rPr>
-                <w:lang w:eastAsia="es-CO"/>
-              </w:rPr>
-              <w:t>: y</w:t>
-            </w:r>
-            <w:r>
-              <w:rPr>
-                <w:lang w:eastAsia="es-CO"/>
-              </w:rPr>
-              <w:t xml:space="preserve"> aunque existen muchas competencias blandas que ayudan a los equipos de trabajo a conseguir mejores resultados, hoy vamos a enfocarnos en las cuatro más importantes para fortalecer nuestro desempeño colectivo. </w:t>
+              <w:t xml:space="preserve">Hombre: y aunque existen muchas competencias blandas que ayudan a los equipos de trabajo a conseguir mejores resultados, hoy vamos a enfocarnos en las cuatro más importantes para fortalecer nuestro desempeño colectivo. </w:t>
             </w:r>
           </w:p>
           <w:p>
@@ -5483,19 +5463,7 @@
               <w:rPr>
                 <w:lang w:eastAsia="es-CO"/>
               </w:rPr>
-              <w:t>Mujer</w:t>
-            </w:r>
-            <w:r>
-              <w:rPr>
-                <w:lang w:eastAsia="es-CO"/>
-              </w:rPr>
-              <w:t>: d</w:t>
-            </w:r>
-            <w:r>
-              <w:rPr>
-                <w:lang w:eastAsia="es-CO"/>
-              </w:rPr>
-              <w:t xml:space="preserve">e acuerdo. Empecemos por la empatía. Pero no se trata solo de echar chisme con el compañero o invitarle un cafecito. Ser empático es comprender el contexto y la emoción del otro para construir relaciones laborales más fuertes y duraderas. </w:t>
+              <w:t xml:space="preserve">Mujer: de acuerdo. Empecemos por la empatía. Pero no se trata solo de echar chisme con el compañero o invitarle un cafecito. Ser empático es comprender el contexto y la emoción del otro para construir relaciones laborales más fuertes y duraderas. </w:t>
             </w:r>
           </w:p>
           <w:p>
@@ -5508,19 +5476,7 @@
               <w:rPr>
                 <w:lang w:eastAsia="es-CO"/>
               </w:rPr>
-              <w:t>Hombre</w:t>
-            </w:r>
-            <w:r>
-              <w:rPr>
-                <w:lang w:eastAsia="es-CO"/>
-              </w:rPr>
-              <w:t>: y</w:t>
-            </w:r>
-            <w:r>
-              <w:rPr>
-                <w:lang w:eastAsia="es-CO"/>
-              </w:rPr>
-              <w:t xml:space="preserve"> eso nos conecta con la escucha activa. Prestar atención de verdad, sin interrupciones, demuestra que realmente nos importa lo que la otra persona nos está diciendo, y eso definitivamente ayuda a tomar mejores decisiones en grupo. </w:t>
+              <w:t xml:space="preserve">Hombre: y eso nos conecta con la escucha activa. Prestar atención de verdad, sin interrupciones, demuestra que realmente nos importa lo que la otra persona nos está diciendo, y eso definitivamente ayuda a tomar mejores decisiones en grupo. </w:t>
             </w:r>
           </w:p>
           <w:p>
@@ -5533,19 +5489,7 @@
               <w:rPr>
                 <w:lang w:eastAsia="es-CO"/>
               </w:rPr>
-              <w:t>Mujer</w:t>
-            </w:r>
-            <w:r>
-              <w:rPr>
-                <w:lang w:eastAsia="es-CO"/>
-              </w:rPr>
-              <w:t>: t</w:t>
-            </w:r>
-            <w:r>
-              <w:rPr>
-                <w:lang w:eastAsia="es-CO"/>
-              </w:rPr>
-              <w:t xml:space="preserve">ambién debemos hablar de la adaptación. Los entornos laborales cambian constantemente, y saber ajustarse a nuevas tareas o compañeros aporta estabilidad al equipo en momentos de incertidumbre. </w:t>
+              <w:t xml:space="preserve">Mujer: también debemos hablar de la adaptación. Los entornos laborales cambian constantemente, y saber ajustarse a nuevas tareas o compañeros aporta estabilidad al equipo en momentos de incertidumbre. </w:t>
             </w:r>
           </w:p>
           <w:p>
@@ -5558,19 +5502,7 @@
               <w:rPr>
                 <w:lang w:eastAsia="es-CO"/>
               </w:rPr>
-              <w:t>Hombre</w:t>
-            </w:r>
-            <w:r>
-              <w:rPr>
-                <w:lang w:eastAsia="es-CO"/>
-              </w:rPr>
-              <w:t>: s</w:t>
-            </w:r>
-            <w:r>
-              <w:rPr>
-                <w:lang w:eastAsia="es-CO"/>
-              </w:rPr>
-              <w:t xml:space="preserve">in olvidar el respeto por la diversidad de ideas. Es importante aprender a valorar formas de pensar diferentes a la nuestra, esto permite encontrar soluciones mucho más creativas y completas. </w:t>
+              <w:t xml:space="preserve">Hombre: sin olvidar el respeto por la diversidad de ideas. Es importante aprender a valorar formas de pensar diferentes a la nuestra, esto permite encontrar soluciones mucho más creativas y completas. </w:t>
             </w:r>
           </w:p>
           <w:p>
@@ -5583,19 +5515,20 @@
               <w:rPr>
                 <w:lang w:eastAsia="es-CO"/>
               </w:rPr>
-              <w:t>Mujer</w:t>
+              <w:t xml:space="preserve">Mujer: cuando estas cuatro habilidades se ponen en práctica, el ambiente cambia y eso se nota en el equipo, se comparten ideas con más confianza y las metas se alcanzan más fácilmente. </w:t>
             </w:r>
+          </w:p>
+          <w:p>
+            <w:pPr>
+              <w:rPr>
+                <w:lang w:eastAsia="es-CO"/>
+              </w:rPr>
+            </w:pPr>
             <w:r>
               <w:rPr>
                 <w:lang w:eastAsia="es-CO"/>
               </w:rPr>
-              <w:t>: c</w:t>
-            </w:r>
-            <w:r>
-              <w:rPr>
-                <w:lang w:eastAsia="es-CO"/>
-              </w:rPr>
-              <w:t xml:space="preserve">uando estas cuatro habilidades se ponen en práctica, el ambiente cambia y eso se nota en el equipo, se comparten ideas con más confianza y las metas se alcanzan más fácilmente. </w:t>
+              <w:t xml:space="preserve">Hombre: es que ver a un equipo trabajando así da mucha tranquilidad, porque los conflictos se resuelven a tiempo y la comunicación fluye clarita, ya sea en la oficina o desde la casa. </w:t>
             </w:r>
           </w:p>
           <w:p>
@@ -5609,19 +5542,7 @@
                 <w:lang w:eastAsia="es-CO"/>
               </w:rPr>
               <w:lastRenderedPageBreak/>
-              <w:t>Hombre</w:t>
-            </w:r>
-            <w:r>
-              <w:rPr>
-                <w:lang w:eastAsia="es-CO"/>
-              </w:rPr>
-              <w:t>: e</w:t>
-            </w:r>
-            <w:r>
-              <w:rPr>
-                <w:lang w:eastAsia="es-CO"/>
-              </w:rPr>
-              <w:t xml:space="preserve">s que ver a un equipo trabajando así da mucha tranquilidad, porque los conflictos se resuelven a tiempo y la comunicación fluye clarita, ya sea en la oficina o desde la casa. </w:t>
+              <w:t xml:space="preserve">Mujer: por eso, fortalecer este lado humano es lo que nos permite crecer profesionalmente.  </w:t>
             </w:r>
           </w:p>
           <w:p>
@@ -5634,44 +5555,7 @@
               <w:rPr>
                 <w:lang w:eastAsia="es-CO"/>
               </w:rPr>
-              <w:t>Mujer</w:t>
-            </w:r>
-            <w:r>
-              <w:rPr>
-                <w:lang w:eastAsia="es-CO"/>
-              </w:rPr>
-              <w:t>: p</w:t>
-            </w:r>
-            <w:r>
-              <w:rPr>
-                <w:lang w:eastAsia="es-CO"/>
-              </w:rPr>
-              <w:t xml:space="preserve">or eso, fortalecer este lado humano es lo que nos permite crecer profesionalmente.  </w:t>
-            </w:r>
-          </w:p>
-          <w:p>
-            <w:pPr>
-              <w:rPr>
-                <w:lang w:eastAsia="es-CO"/>
-              </w:rPr>
-            </w:pPr>
-            <w:r>
-              <w:rPr>
-                <w:lang w:eastAsia="es-CO"/>
-              </w:rPr>
-              <w:t>Hombre</w:t>
-            </w:r>
-            <w:r>
-              <w:rPr>
-                <w:lang w:eastAsia="es-CO"/>
-              </w:rPr>
-              <w:t>: g</w:t>
-            </w:r>
-            <w:r>
-              <w:rPr>
-                <w:lang w:eastAsia="es-CO"/>
-              </w:rPr>
-              <w:t xml:space="preserve">racias por acompañarnos. No olviden que poner en práctica estas habilidades sociales es lo que realmente marca la diferencia en nuestro desempeño colectivo. ¡Nos escuchamos en el próximo programa! </w:t>
+              <w:t xml:space="preserve">Hombre: gracias por acompañarnos. No olviden que poner en práctica estas habilidades sociales es lo que realmente marca la diferencia en nuestro desempeño colectivo. ¡Nos escuchamos en el próximo programa! </w:t>
             </w:r>
           </w:p>
         </w:tc>
@@ -5688,16 +5572,12 @@
         <w:spacing w:before="0" w:after="0" w:line="240" w:lineRule="auto"/>
         <w:ind w:firstLine="0"/>
       </w:pPr>
-      <w:r>
-        <w:br w:type="page"/>
-      </w:r>
     </w:p>
     <w:p>
       <w:pPr>
         <w:pStyle w:val="Tabla"/>
       </w:pPr>
       <w:r>
-        <w:lastRenderedPageBreak/>
         <w:t>Competencias blandas para el trabajo colaborativo</w:t>
       </w:r>
     </w:p>
@@ -5811,6 +5691,7 @@
               <w:ind w:firstLine="0"/>
             </w:pPr>
             <w:r>
+              <w:lastRenderedPageBreak/>
               <w:t>Empatía</w:t>
             </w:r>
           </w:p>
@@ -5940,7 +5821,6 @@
               <w:ind w:firstLine="0"/>
             </w:pPr>
             <w:r>
-              <w:lastRenderedPageBreak/>
               <w:t>Resolución de conflictos</w:t>
             </w:r>
           </w:p>
@@ -6014,9 +5894,9 @@
         </w:tc>
       </w:tr>
     </w:tbl>
-    <w:p/>
-    <w:p>
-      <w:r>
+    <w:p>
+      <w:r>
+        <w:lastRenderedPageBreak/>
         <w:t>El reconocimiento de estas competencias permite comprender que el desempeño de un equipo no depende exclusivamente de los conocimientos técnicos de sus integrantes, sino también del desarrollo de habilidades que fortalecen la interacción y la convivencia dentro del grupo. Cuando estas competencias se aplican de manera constante en el entorno laboral, se generan condiciones favorables para la cooperación, la confianza y el cumplimiento de los objetivos colectivos. En el siguiente apartado se analizan las habilidades sociales y su papel dentro del trabajo en equipo.</w:t>
       </w:r>
     </w:p>
@@ -6064,16 +5944,37 @@
     </w:p>
     <w:p>
       <w:r>
-        <w:t xml:space="preserve">La comunicación efectiva es uno de los pilares fundamentales para el funcionamiento adecuado de los equipos de trabajo, ya que permite que la información circule de manera clara entre los integrantes del grupo. A través de la comunicación, los </w:t>
-      </w:r>
-      <w:r>
+        <w:t>La comunicación efectiva es uno de los pilares fundamentales para el funcionamiento adecuado de los equipos de trabajo, ya que permite que la información circule de manera clara entre los integrantes del grupo. A través de la comunicación, los miembros del equipo pueden compartir ideas, expresar opiniones, coordinar actividades y establecer acuerdos que orienten el desarrollo de las tareas. Cuando este proceso se desarrolla de forma organizada y respetuosa, se facilita la comprensión mutua y se fortalece la colaboración entre las personas que participan en el equipo.</w:t>
+      </w:r>
+    </w:p>
+    <w:p>
+      <w:r>
+        <w:t>De igual manera, la comunicación dentro de los equipos de trabajo requiere habilidades que van más allá de la simple transmisión de mensajes. Estas habilidades permiten comprender diferentes puntos de vista, valorar las aportaciones de los demás y construir soluciones colectivas frente a los retos que enfrenta el equipo. Desde esta perspectiva, se destacan las siguientes habilidades comunicativas esenciales para el trabajo colaborativo:</w:t>
+      </w:r>
+    </w:p>
+    <w:p/>
+    <w:p>
+      <w:pPr>
+        <w:pStyle w:val="Prrafodelista"/>
+        <w:numPr>
+          <w:ilvl w:val="0"/>
+          <w:numId w:val="13"/>
+        </w:numPr>
+        <w:rPr>
+          <w:b/>
+        </w:rPr>
+      </w:pPr>
+      <w:r>
+        <w:rPr>
+          <w:b/>
+        </w:rPr>
         <w:lastRenderedPageBreak/>
-        <w:t>miembros del equipo pueden compartir ideas, expresar opiniones, coordinar actividades y establecer acuerdos que orienten el desarrollo de las tareas. Cuando este proceso se desarrolla de forma organizada y respetuosa, se facilita la comprensión mutua y se fortalece la colaboración entre las personas que participan en el equipo.</w:t>
-      </w:r>
-    </w:p>
-    <w:p>
-      <w:r>
-        <w:t>De igual manera, la comunicación dentro de los equipos de trabajo requiere habilidades que van más allá de la simple transmisión de mensajes. Estas habilidades permiten comprender diferentes puntos de vista, valorar las aportaciones de los demás y construir soluciones colectivas frente a los retos que enfrenta el equipo. Desde esta perspectiva, se destacan las siguientes habilidades comunicativas esenciales para el trabajo colaborativo:</w:t>
+        <w:t xml:space="preserve">Escucha atenta </w:t>
+      </w:r>
+    </w:p>
+    <w:p>
+      <w:r>
+        <w:t>Capacidad de prestar atención al mensaje que transmiten los demás integrantes del equipo, lo cual permite comprender sus ideas y necesidades antes de formular una respuesta.</w:t>
       </w:r>
     </w:p>
     <w:p>
@@ -6091,12 +5992,12 @@
         <w:rPr>
           <w:b/>
         </w:rPr>
-        <w:t xml:space="preserve">Escucha atenta </w:t>
-      </w:r>
-    </w:p>
-    <w:p>
-      <w:r>
-        <w:t>Capacidad de prestar atención al mensaje que transmiten los demás integrantes del equipo, lo cual permite comprender sus ideas y necesidades antes de formular una respuesta.</w:t>
+        <w:t xml:space="preserve">Interpretación adecuada </w:t>
+      </w:r>
+    </w:p>
+    <w:p>
+      <w:r>
+        <w:t>Habilidad para analizar correctamente la información recibida, considerando tanto el contenido del mensaje como el contexto en el que se produce la interacción.</w:t>
       </w:r>
     </w:p>
     <w:p>
@@ -6114,12 +6015,17 @@
         <w:rPr>
           <w:b/>
         </w:rPr>
-        <w:t xml:space="preserve">Interpretación adecuada </w:t>
-      </w:r>
-    </w:p>
-    <w:p>
-      <w:r>
-        <w:t>Habilidad para analizar correctamente la información recibida, considerando tanto el contenido del mensaje como el contexto en el que se produce la interacción.</w:t>
+        <w:t xml:space="preserve">Respuesta constructiva </w:t>
+      </w:r>
+    </w:p>
+    <w:p>
+      <w:r>
+        <w:t>Capacidad de responder de forma clara y respetuosa frente a las ideas y opiniones de los demás, lo cual contribuye a fortalecer el diálogo y la cooperación dentro del grupo.</w:t>
+      </w:r>
+    </w:p>
+    <w:p>
+      <w:r>
+        <w:t>En este sentido, una comunicación clara y oportuna también contribuye a mejorar diferentes dimensiones de la interacción dentro del equipo. Cuando los integrantes comparten información de manera precisa y mantienen espacios de diálogo abiertos, se generan condiciones favorables para el desarrollo de las actividades. Sobre este aspecto, se identifican tres dimensiones clave de la comunicación efectiva en el trabajo colaborativo:</w:t>
       </w:r>
     </w:p>
     <w:p>
@@ -6137,18 +6043,36 @@
         <w:rPr>
           <w:b/>
         </w:rPr>
-        <w:t xml:space="preserve">Respuesta constructiva </w:t>
-      </w:r>
-    </w:p>
-    <w:p>
-      <w:r>
-        <w:t>Capacidad de responder de forma clara y respetuosa frente a las ideas y opiniones de los demás, lo cual contribuye a fortalecer el diálogo y la cooperación dentro del grupo.</w:t>
-      </w:r>
-    </w:p>
-    <w:p>
-      <w:r>
+        <w:t xml:space="preserve">Reducción de malentendidos </w:t>
+      </w:r>
+    </w:p>
+    <w:p>
+      <w:r>
+        <w:t>Una comunicación clara y oportuna permite disminuir los errores de interpretación que pueden surgir durante el desarrollo de las actividades, lo cual favorece la fluidez en los procesos de trabajo y la confianza entre los integrantes del equipo.</w:t>
+      </w:r>
+    </w:p>
+    <w:p>
+      <w:pPr>
+        <w:pStyle w:val="Prrafodelista"/>
+        <w:numPr>
+          <w:ilvl w:val="0"/>
+          <w:numId w:val="13"/>
+        </w:numPr>
+        <w:rPr>
+          <w:b/>
+        </w:rPr>
+      </w:pPr>
+      <w:r>
+        <w:rPr>
+          <w:b/>
+        </w:rPr>
         <w:lastRenderedPageBreak/>
-        <w:t>En este sentido, una comunicación clara y oportuna también contribuye a mejorar diferentes dimensiones de la interacción dentro del equipo. Cuando los integrantes comparten información de manera precisa y mantienen espacios de diálogo abiertos, se generan condiciones favorables para el desarrollo de las actividades. Sobre este aspecto, se identifican tres dimensiones clave de la comunicación efectiva en el trabajo colaborativo:</w:t>
+        <w:t xml:space="preserve">Coordinación de tareas </w:t>
+      </w:r>
+    </w:p>
+    <w:p>
+      <w:r>
+        <w:t>El intercambio preciso de información facilita la organización y distribución de las actividades dentro del grupo, lo cual permite que los esfuerzos se orienten de manera eficiente hacia el cumplimiento de los objetivos establecidos.</w:t>
       </w:r>
     </w:p>
     <w:p>
@@ -6166,52 +6090,6 @@
         <w:rPr>
           <w:b/>
         </w:rPr>
-        <w:t xml:space="preserve">Reducción de malentendidos </w:t>
-      </w:r>
-    </w:p>
-    <w:p>
-      <w:r>
-        <w:t>Una comunicación clara y oportuna permite disminuir los errores de interpretación que pueden surgir durante el desarrollo de las actividades, lo cual favorece la fluidez en los procesos de trabajo y la confianza entre los integrantes del equipo.</w:t>
-      </w:r>
-    </w:p>
-    <w:p>
-      <w:pPr>
-        <w:pStyle w:val="Prrafodelista"/>
-        <w:numPr>
-          <w:ilvl w:val="0"/>
-          <w:numId w:val="13"/>
-        </w:numPr>
-        <w:rPr>
-          <w:b/>
-        </w:rPr>
-      </w:pPr>
-      <w:r>
-        <w:rPr>
-          <w:b/>
-        </w:rPr>
-        <w:t xml:space="preserve">Coordinación de tareas </w:t>
-      </w:r>
-    </w:p>
-    <w:p>
-      <w:r>
-        <w:t>El intercambio preciso de información facilita la organización y distribución de las actividades dentro del grupo, lo cual permite que los esfuerzos se orienten de manera eficiente hacia el cumplimiento de los objetivos establecidos.</w:t>
-      </w:r>
-    </w:p>
-    <w:p>
-      <w:pPr>
-        <w:pStyle w:val="Prrafodelista"/>
-        <w:numPr>
-          <w:ilvl w:val="0"/>
-          <w:numId w:val="13"/>
-        </w:numPr>
-        <w:rPr>
-          <w:b/>
-        </w:rPr>
-      </w:pPr>
-      <w:r>
-        <w:rPr>
-          <w:b/>
-        </w:rPr>
         <w:t xml:space="preserve">Lenguaje verbal y no verbal </w:t>
       </w:r>
     </w:p>
@@ -6235,24 +6113,27 @@
     </w:p>
     <w:p>
       <w:r>
+        <w:t>De acuerdo con lo anterior, fomentar una comunicación efectiva dentro de los equipos de trabajo contribuye a mejorar el desempeño colectivo y el ambiente laboral. Esta habilidad se convierte en una herramienta esencial para fortalecer el trabajo colaborativo y alcanzar los objetivos establecidos en los entornos laborales y profesionales. En el siguiente apartado se analiza la importancia de la empatía y el respeto en la interacción laboral.</w:t>
+      </w:r>
+    </w:p>
+    <w:p/>
+    <w:p>
+      <w:pPr>
+        <w:pStyle w:val="Ttulo2"/>
+      </w:pPr>
+      <w:bookmarkStart w:id="18" w:name="_Toc227076539"/>
+      <w:r>
+        <w:t>Empatía y respeto en la interacción laboral</w:t>
+      </w:r>
+      <w:bookmarkEnd w:id="18"/>
+    </w:p>
+    <w:p>
+      <w:r>
+        <w:t xml:space="preserve">La empatía y el respeto son valores fundamentales para fortalecer las relaciones interpersonales dentro de los entornos laborales. La empatía se refiere a la capacidad de comprender las emociones, pensamientos y situaciones que experimentan otras </w:t>
+      </w:r>
+      <w:r>
         <w:lastRenderedPageBreak/>
-        <w:t>De acuerdo con lo anterior, fomentar una comunicación efectiva dentro de los equipos de trabajo contribuye a mejorar el desempeño colectivo y el ambiente laboral. Esta habilidad se convierte en una herramienta esencial para fortalecer el trabajo colaborativo y alcanzar los objetivos establecidos en los entornos laborales y profesionales. En el siguiente apartado se analiza la importancia de la empatía y el respeto en la interacción laboral.</w:t>
-      </w:r>
-    </w:p>
-    <w:p/>
-    <w:p>
-      <w:pPr>
-        <w:pStyle w:val="Ttulo2"/>
-      </w:pPr>
-      <w:bookmarkStart w:id="18" w:name="_Toc227076539"/>
-      <w:r>
-        <w:t>Empatía y respeto en la interacción laboral</w:t>
-      </w:r>
-      <w:bookmarkEnd w:id="18"/>
-    </w:p>
-    <w:p>
-      <w:r>
-        <w:t>La empatía y el respeto son valores fundamentales para fortalecer las relaciones interpersonales dentro de los entornos laborales. La empatía se refiere a la capacidad de comprender las emociones, pensamientos y situaciones que experimentan otras personas, lo que permite establecer relaciones más humanas y comprensivas dentro de los equipos de trabajo. Por su parte, el respeto implica reconocer la dignidad, las ideas y las diferencias de cada individuo, promoviendo un trato adecuado entre los integrantes de una organización.</w:t>
+        <w:t>personas, lo que permite establecer relaciones más humanas y comprensivas dentro de los equipos de trabajo. Por su parte, el respeto implica reconocer la dignidad, las ideas y las diferencias de cada individuo, promoviendo un trato adecuado entre los integrantes de una organización.</w:t>
       </w:r>
     </w:p>
     <w:p>
@@ -6265,9 +6146,6 @@
         <w:spacing w:before="0" w:after="0" w:line="240" w:lineRule="auto"/>
         <w:ind w:firstLine="0"/>
       </w:pPr>
-      <w:r>
-        <w:br w:type="page"/>
-      </w:r>
     </w:p>
     <w:p>
       <w:pPr>
@@ -6284,76 +6162,76 @@
         <w:rPr>
           <w:b/>
         </w:rPr>
+        <w:t>Comprensión</w:t>
+      </w:r>
+    </w:p>
+    <w:p>
+      <w:r>
+        <w:t>Los integrantes del equipo procuran comprender las situaciones personales y laborales que experimentan sus compañeros, lo cual permite identificar sus necesidades y perspectivas.</w:t>
+      </w:r>
+    </w:p>
+    <w:p>
+      <w:pPr>
+        <w:pStyle w:val="Prrafodelista"/>
+        <w:numPr>
+          <w:ilvl w:val="0"/>
+          <w:numId w:val="16"/>
+        </w:numPr>
+        <w:rPr>
+          <w:b/>
+        </w:rPr>
+      </w:pPr>
+      <w:r>
+        <w:rPr>
+          <w:b/>
+        </w:rPr>
+        <w:t xml:space="preserve">Apoyo y solidaridad </w:t>
+      </w:r>
+    </w:p>
+    <w:p>
+      <w:r>
+        <w:t>A partir de esa comprensión, se generan actitudes de apoyo y cooperación que fortalecen los vínculos entre los miembros del grupo y favorecen un ambiente de trabajo más humano.</w:t>
+      </w:r>
+    </w:p>
+    <w:p>
+      <w:pPr>
+        <w:pStyle w:val="Prrafodelista"/>
+        <w:numPr>
+          <w:ilvl w:val="0"/>
+          <w:numId w:val="16"/>
+        </w:numPr>
+        <w:rPr>
+          <w:b/>
+        </w:rPr>
+      </w:pPr>
+      <w:r>
+        <w:rPr>
+          <w:b/>
+        </w:rPr>
+        <w:t xml:space="preserve">Confianza mutua </w:t>
+      </w:r>
+    </w:p>
+    <w:p>
+      <w:r>
+        <w:t>Las acciones de apoyo constante contribuyen a fortalecer la confianza entre los integrantes, lo cual facilita la comunicación abierta y la coordinación de las actividades del equipo.</w:t>
+      </w:r>
+    </w:p>
+    <w:p>
+      <w:pPr>
+        <w:pStyle w:val="Prrafodelista"/>
+        <w:numPr>
+          <w:ilvl w:val="0"/>
+          <w:numId w:val="16"/>
+        </w:numPr>
+        <w:rPr>
+          <w:b/>
+        </w:rPr>
+      </w:pPr>
+      <w:r>
+        <w:rPr>
+          <w:b/>
+        </w:rPr>
         <w:lastRenderedPageBreak/>
-        <w:t>Comprensión</w:t>
-      </w:r>
-    </w:p>
-    <w:p>
-      <w:r>
-        <w:t>Los integrantes del equipo procuran comprender las situaciones personales y laborales que experimentan sus compañeros, lo cual permite identificar sus necesidades y perspectivas.</w:t>
-      </w:r>
-    </w:p>
-    <w:p>
-      <w:pPr>
-        <w:pStyle w:val="Prrafodelista"/>
-        <w:numPr>
-          <w:ilvl w:val="0"/>
-          <w:numId w:val="16"/>
-        </w:numPr>
-        <w:rPr>
-          <w:b/>
-        </w:rPr>
-      </w:pPr>
-      <w:r>
-        <w:rPr>
-          <w:b/>
-        </w:rPr>
-        <w:t xml:space="preserve">Apoyo y solidaridad </w:t>
-      </w:r>
-    </w:p>
-    <w:p>
-      <w:r>
-        <w:t>A partir de esa comprensión, se generan actitudes de apoyo y cooperación que fortalecen los vínculos entre los miembros del grupo y favorecen un ambiente de trabajo más humano.</w:t>
-      </w:r>
-    </w:p>
-    <w:p>
-      <w:pPr>
-        <w:pStyle w:val="Prrafodelista"/>
-        <w:numPr>
-          <w:ilvl w:val="0"/>
-          <w:numId w:val="16"/>
-        </w:numPr>
-        <w:rPr>
-          <w:b/>
-        </w:rPr>
-      </w:pPr>
-      <w:r>
-        <w:rPr>
-          <w:b/>
-        </w:rPr>
-        <w:t xml:space="preserve">Confianza mutua </w:t>
-      </w:r>
-    </w:p>
-    <w:p>
-      <w:r>
-        <w:t>Las acciones de apoyo constante contribuyen a fortalecer la confianza entre los integrantes, lo cual facilita la comunicación abierta y la coordinación de las actividades del equipo.</w:t>
-      </w:r>
-    </w:p>
-    <w:p>
-      <w:pPr>
-        <w:pStyle w:val="Prrafodelista"/>
-        <w:numPr>
-          <w:ilvl w:val="0"/>
-          <w:numId w:val="16"/>
-        </w:numPr>
-        <w:rPr>
-          <w:b/>
-        </w:rPr>
-      </w:pPr>
-      <w:r>
-        <w:rPr>
-          <w:b/>
-        </w:rPr>
         <w:t>Reconocimiento y valoración</w:t>
       </w:r>
     </w:p>
@@ -6364,97 +6242,94 @@
     </w:p>
     <w:p>
       <w:r>
-        <w:t xml:space="preserve">Del mismo modo, el respeto en la interacción laboral implica aceptar la diversidad de opiniones, experiencias y formas de pensar que existen dentro de los equipos de trabajo. Las organizaciones están conformadas por personas con diferentes conocimientos, culturas y perspectivas, por lo que esta competencia se convierte en un elemento clave para garantizar una convivencia adecuada. Desde esta perspectiva, se </w:t>
-      </w:r>
-      <w:r>
+        <w:t>Del mismo modo, el respeto en la interacción laboral implica aceptar la diversidad de opiniones, experiencias y formas de pensar que existen dentro de los equipos de trabajo. Las organizaciones están conformadas por personas con diferentes conocimientos, culturas y perspectivas, por lo que esta competencia se convierte en un elemento clave para garantizar una convivencia adecuada. Desde esta perspectiva, se destacan las prácticas que favorecen la interacción respetuosa en los entornos laborales:</w:t>
+      </w:r>
+    </w:p>
+    <w:p>
+      <w:pPr>
+        <w:pStyle w:val="Prrafodelista"/>
+        <w:numPr>
+          <w:ilvl w:val="0"/>
+          <w:numId w:val="13"/>
+        </w:numPr>
+        <w:rPr>
+          <w:b/>
+        </w:rPr>
+      </w:pPr>
+      <w:r>
+        <w:rPr>
+          <w:b/>
+        </w:rPr>
+        <w:t xml:space="preserve">Aceptación de la diversidad </w:t>
+      </w:r>
+    </w:p>
+    <w:p>
+      <w:r>
+        <w:t>Reconocer y valorar las diferentes opiniones, experiencias y formas de pensar que aportan los integrantes del equipo, lo cual enriquece el análisis colectivo y fortalece la cooperación.</w:t>
+      </w:r>
+    </w:p>
+    <w:p>
+      <w:pPr>
+        <w:pStyle w:val="Prrafodelista"/>
+        <w:numPr>
+          <w:ilvl w:val="0"/>
+          <w:numId w:val="13"/>
+        </w:numPr>
+        <w:rPr>
+          <w:b/>
+        </w:rPr>
+      </w:pPr>
+      <w:r>
+        <w:rPr>
+          <w:b/>
+        </w:rPr>
+        <w:t>Escucha respetuosa</w:t>
+      </w:r>
+    </w:p>
+    <w:p>
+      <w:r>
+        <w:t>Prestar atención a las ideas y propuestas de los demás integrantes sin interrumpir ni descalificar, lo cual favorece un ambiente de diálogo abierto y constructivo.</w:t>
+      </w:r>
+    </w:p>
+    <w:p>
+      <w:pPr>
+        <w:pStyle w:val="Prrafodelista"/>
+        <w:numPr>
+          <w:ilvl w:val="0"/>
+          <w:numId w:val="13"/>
+        </w:numPr>
+        <w:rPr>
+          <w:b/>
+        </w:rPr>
+      </w:pPr>
+      <w:r>
+        <w:rPr>
+          <w:b/>
+        </w:rPr>
+        <w:t xml:space="preserve">Prevención de la discriminación </w:t>
+      </w:r>
+    </w:p>
+    <w:p>
+      <w:r>
+        <w:t>Evitar actitudes que excluyan o menosprecien a otros integrantes del equipo por sus diferencias, lo cual contribuye a mantener una convivencia laboral basada en la equidad.</w:t>
+      </w:r>
+    </w:p>
+    <w:p>
+      <w:pPr>
+        <w:pStyle w:val="Prrafodelista"/>
+        <w:numPr>
+          <w:ilvl w:val="0"/>
+          <w:numId w:val="13"/>
+        </w:numPr>
+        <w:rPr>
+          <w:b/>
+        </w:rPr>
+      </w:pPr>
+      <w:r>
+        <w:rPr>
+          <w:b/>
+        </w:rPr>
         <w:lastRenderedPageBreak/>
-        <w:t>destacan las prácticas que favorecen la interacción respetuosa en los entornos laborales:</w:t>
-      </w:r>
-    </w:p>
-    <w:p>
-      <w:pPr>
-        <w:pStyle w:val="Prrafodelista"/>
-        <w:numPr>
-          <w:ilvl w:val="0"/>
-          <w:numId w:val="13"/>
-        </w:numPr>
-        <w:rPr>
-          <w:b/>
-        </w:rPr>
-      </w:pPr>
-      <w:r>
-        <w:rPr>
-          <w:b/>
-        </w:rPr>
-        <w:t xml:space="preserve">Aceptación de la diversidad </w:t>
-      </w:r>
-    </w:p>
-    <w:p>
-      <w:r>
-        <w:t>Reconocer y valorar las diferentes opiniones, experiencias y formas de pensar que aportan los integrantes del equipo, lo cual enriquece el análisis colectivo y fortalece la cooperación.</w:t>
-      </w:r>
-    </w:p>
-    <w:p>
-      <w:pPr>
-        <w:pStyle w:val="Prrafodelista"/>
-        <w:numPr>
-          <w:ilvl w:val="0"/>
-          <w:numId w:val="13"/>
-        </w:numPr>
-        <w:rPr>
-          <w:b/>
-        </w:rPr>
-      </w:pPr>
-      <w:r>
-        <w:rPr>
-          <w:b/>
-        </w:rPr>
-        <w:t>Escucha respetuosa</w:t>
-      </w:r>
-    </w:p>
-    <w:p>
-      <w:r>
-        <w:t>Prestar atención a las ideas y propuestas de los demás integrantes sin interrumpir ni descalificar, lo cual favorece un ambiente de diálogo abierto y constructivo.</w:t>
-      </w:r>
-    </w:p>
-    <w:p>
-      <w:pPr>
-        <w:pStyle w:val="Prrafodelista"/>
-        <w:numPr>
-          <w:ilvl w:val="0"/>
-          <w:numId w:val="13"/>
-        </w:numPr>
-        <w:rPr>
-          <w:b/>
-        </w:rPr>
-      </w:pPr>
-      <w:r>
-        <w:rPr>
-          <w:b/>
-        </w:rPr>
-        <w:t xml:space="preserve">Prevención de la discriminación </w:t>
-      </w:r>
-    </w:p>
-    <w:p>
-      <w:r>
-        <w:t>Evitar actitudes que excluyan o menosprecien a otros integrantes del equipo por sus diferencias, lo cual contribuye a mantener una convivencia laboral basada en la equidad.</w:t>
-      </w:r>
-    </w:p>
-    <w:p>
-      <w:pPr>
-        <w:pStyle w:val="Prrafodelista"/>
-        <w:numPr>
-          <w:ilvl w:val="0"/>
-          <w:numId w:val="13"/>
-        </w:numPr>
-        <w:rPr>
-          <w:b/>
-        </w:rPr>
-      </w:pPr>
-      <w:r>
-        <w:rPr>
-          <w:b/>
-        </w:rPr>
         <w:t xml:space="preserve">Trato cordial y profesional </w:t>
       </w:r>
     </w:p>
@@ -6470,28 +6345,28 @@
     </w:p>
     <w:p>
       <w:r>
+        <w:t>De acuerdo con lo anterior, promover la empatía y el respeto dentro de los equipos de trabajo contribuye a mejorar la comunicación, fortalecer las relaciones interpersonales y prevenir conflictos innecesarios. Estas competencias se consolidan como herramientas esenciales para el trabajo colaborativo y la convivencia en los entornos laborales y profesionales. En el siguiente apartado se analiza la gestión emocional y su importancia en los contextos colaborativos.</w:t>
+      </w:r>
+    </w:p>
+    <w:p/>
+    <w:p>
+      <w:pPr>
+        <w:pStyle w:val="Ttulo2"/>
+      </w:pPr>
+      <w:bookmarkStart w:id="19" w:name="_Toc227076540"/>
+      <w:r>
+        <w:t>Gestión emocional en contextos colaborativos</w:t>
+      </w:r>
+      <w:bookmarkEnd w:id="19"/>
+    </w:p>
+    <w:p>
+      <w:r>
+        <w:t>La gestión emocional hace referencia a la capacidad que tienen las personas para reconocer, comprender y regular sus emociones en diferentes situaciones de la vida cotidiana. En los contextos colaborativos, esta habilidad adquiere una gran importancia, ya que el trabajo en equipo implica la interacción constante entre personas con diferentes opiniones, experiencias y formas de pensar. Cuando los integrantes de un equipo logran gestionar adecuadamente sus emociones, se favorece una comunicación más clara y se fortalecen las relaciones interpersonales dentro del grupo.</w:t>
+      </w:r>
+    </w:p>
+    <w:p>
+      <w:r>
         <w:lastRenderedPageBreak/>
-        <w:t>De acuerdo con lo anterior, promover la empatía y el respeto dentro de los equipos de trabajo contribuye a mejorar la comunicación, fortalecer las relaciones interpersonales y prevenir conflictos innecesarios. Estas competencias se consolidan como herramientas esenciales para el trabajo colaborativo y la convivencia en los entornos laborales y profesionales. En el siguiente apartado se analiza la gestión emocional y su importancia en los contextos colaborativos.</w:t>
-      </w:r>
-    </w:p>
-    <w:p/>
-    <w:p>
-      <w:pPr>
-        <w:pStyle w:val="Ttulo2"/>
-      </w:pPr>
-      <w:bookmarkStart w:id="19" w:name="_Toc227076540"/>
-      <w:r>
-        <w:t>Gestión emocional en contextos colaborativos</w:t>
-      </w:r>
-      <w:bookmarkEnd w:id="19"/>
-    </w:p>
-    <w:p>
-      <w:r>
-        <w:t>La gestión emocional hace referencia a la capacidad que tienen las personas para reconocer, comprender y regular sus emociones en diferentes situaciones de la vida cotidiana. En los contextos colaborativos, esta habilidad adquiere una gran importancia, ya que el trabajo en equipo implica la interacción constante entre personas con diferentes opiniones, experiencias y formas de pensar. Cuando los integrantes de un equipo logran gestionar adecuadamente sus emociones, se favorece una comunicación más clara y se fortalecen las relaciones interpersonales dentro del grupo.</w:t>
-      </w:r>
-    </w:p>
-    <w:p>
-      <w:r>
         <w:t xml:space="preserve">En los equipos de trabajo, las emociones pueden influir de manera significativa en la forma en que las personas se comunican, toman decisiones y enfrentan los desafíos laborales. Existen situaciones frecuentes que pueden generar reacciones emocionales que afectan la dinámica del equipo. </w:t>
       </w:r>
     </w:p>
@@ -6500,8 +6375,6 @@
         <w:t>En este sentido, se identifican tres escenarios comunes y las emociones que pueden producir:</w:t>
       </w:r>
     </w:p>
-    <w:p/>
-    <w:p/>
     <w:p>
       <w:pPr>
         <w:pStyle w:val="Prrafodelista"/>
@@ -6517,75 +6390,162 @@
         <w:rPr>
           <w:b/>
         </w:rPr>
+        <w:t xml:space="preserve">Presión por cumplir metas </w:t>
+      </w:r>
+    </w:p>
+    <w:p>
+      <w:r>
+        <w:t>Las exigencias relacionadas con plazos de entrega y resultados esperados pueden generar estrés y ansiedad entre los integrantes del equipo, lo cual afecta la concentración y la calidad del trabajo realizado.</w:t>
+      </w:r>
+    </w:p>
+    <w:p>
+      <w:pPr>
+        <w:pStyle w:val="Prrafodelista"/>
+        <w:numPr>
+          <w:ilvl w:val="0"/>
+          <w:numId w:val="17"/>
+        </w:numPr>
+        <w:rPr>
+          <w:b/>
+        </w:rPr>
+      </w:pPr>
+      <w:r>
+        <w:rPr>
+          <w:b/>
+        </w:rPr>
+        <w:t xml:space="preserve">Desacuerdos entre compañeros </w:t>
+      </w:r>
+    </w:p>
+    <w:p>
+      <w:r>
+        <w:t>Las diferencias de criterio u opinión durante el desarrollo de las actividades pueden producir frustración o tensión, lo cual dificulta la comunicación y la coordinación dentro del grupo.</w:t>
+      </w:r>
+    </w:p>
+    <w:p>
+      <w:pPr>
+        <w:pStyle w:val="Prrafodelista"/>
+        <w:numPr>
+          <w:ilvl w:val="0"/>
+          <w:numId w:val="17"/>
+        </w:numPr>
+        <w:rPr>
+          <w:b/>
+        </w:rPr>
+      </w:pPr>
+      <w:r>
+        <w:rPr>
+          <w:b/>
+        </w:rPr>
+        <w:t xml:space="preserve">Cambios en las tareas </w:t>
+      </w:r>
+    </w:p>
+    <w:p>
+      <w:r>
+        <w:t>Las modificaciones inesperadas en las funciones o en los procesos de trabajo pueden generar incertidumbre y preocupación, lo cual afecta la estabilidad emocional y la disposición de los integrantes del equipo.</w:t>
+      </w:r>
+    </w:p>
+    <w:p>
+      <w:r>
+        <w:t xml:space="preserve">Por esta razón, desarrollar habilidades para gestionar las emociones permite responder de manera más equilibrada ante estas situaciones y contribuir a mantener un ambiente de trabajo respetuoso y colaborativo. Esta capacidad contribuye al fortalecimiento de competencias como la comunicación asertiva y la capacidad de </w:t>
+      </w:r>
+      <w:r>
         <w:lastRenderedPageBreak/>
-        <w:t xml:space="preserve">Presión por cumplir metas </w:t>
-      </w:r>
-    </w:p>
-    <w:p>
-      <w:r>
-        <w:t>Las exigencias relacionadas con plazos de entrega y resultados esperados pueden generar estrés y ansiedad entre los integrantes del equipo, lo cual afecta la concentración y la calidad del trabajo realizado.</w:t>
-      </w:r>
-    </w:p>
-    <w:p>
-      <w:pPr>
-        <w:pStyle w:val="Prrafodelista"/>
-        <w:numPr>
-          <w:ilvl w:val="0"/>
-          <w:numId w:val="17"/>
-        </w:numPr>
-        <w:rPr>
-          <w:b/>
-        </w:rPr>
-      </w:pPr>
-      <w:r>
-        <w:rPr>
-          <w:b/>
-        </w:rPr>
-        <w:t xml:space="preserve">Desacuerdos entre compañeros </w:t>
-      </w:r>
-    </w:p>
-    <w:p>
-      <w:r>
-        <w:t>Las diferencias de criterio u opinión durante el desarrollo de las actividades pueden producir frustración o tensión, lo cual dificulta la comunicación y la coordinación dentro del grupo.</w:t>
-      </w:r>
-    </w:p>
-    <w:p>
-      <w:pPr>
-        <w:pStyle w:val="Prrafodelista"/>
-        <w:numPr>
-          <w:ilvl w:val="0"/>
-          <w:numId w:val="17"/>
-        </w:numPr>
-        <w:rPr>
-          <w:b/>
-        </w:rPr>
-      </w:pPr>
-      <w:r>
-        <w:rPr>
-          <w:b/>
-        </w:rPr>
-        <w:t xml:space="preserve">Cambios en las tareas </w:t>
-      </w:r>
-    </w:p>
-    <w:p>
-      <w:r>
-        <w:t>Las modificaciones inesperadas en las funciones o en los procesos de trabajo pueden generar incertidumbre y preocupación, lo cual afecta la estabilidad emocional y la disposición de los integrantes del equipo.</w:t>
-      </w:r>
-    </w:p>
-    <w:p>
-      <w:r>
-        <w:t>Por esta razón, desarrollar habilidades para gestionar las emociones permite responder de manera más equilibrada ante estas situaciones y contribuir a mantener un ambiente de trabajo respetuoso y colaborativo. Esta capacidad contribuye al fortalecimiento de competencias como la comunicación asertiva y la capacidad de negociación. Cuando las personas aprenden a reconocer sus emociones y a comprender las de los demás, la interacción dentro del equipo se desarrolla de manera más consciente y respetuosa, lo cual facilita la construcción de relaciones laborales basadas en la confianza y el apoyo mutuo.</w:t>
-      </w:r>
-    </w:p>
-    <w:p>
+        <w:t>negociación. Cuando las personas aprenden a reconocer sus emociones y a comprender las de los demás, la interacción dentro del equipo se desarrolla de manera más consciente y respetuosa, lo cual facilita la construcción de relaciones laborales basadas en la confianza y el apoyo mutuo.</w:t>
+      </w:r>
+    </w:p>
+    <w:p>
+      <w:r>
+        <w:t>La gestión emocional se convierte en un elemento clave para el desarrollo del trabajo colaborativo y para el logro de objetivos dentro de los entornos laborales y profesionales.</w:t>
+      </w:r>
+    </w:p>
+    <w:p>
+      <w:r>
+        <w:t>En relación con lo anterior, el manejo adecuado de las emociones en los contextos colaborativos favorece la construcción de ambientes laborales más positivos y productivos. Los equipos que desarrollan estas habilidades logran enfrentar los desafíos de manera más efectiva y fortalecer su desempeño colectivo. Con este propósito, se presentan las principales estrategias para la gestión emocional en el trabajo colaborativo:</w:t>
+      </w:r>
+    </w:p>
+    <w:p>
+      <w:pPr>
+        <w:pStyle w:val="Prrafodelista"/>
+        <w:numPr>
+          <w:ilvl w:val="0"/>
+          <w:numId w:val="18"/>
+        </w:numPr>
+      </w:pPr>
+      <w:r>
+        <w:t>Reconocer las emociones propias antes de reaccionar ante una situación laboral.</w:t>
+      </w:r>
+    </w:p>
+    <w:p>
+      <w:pPr>
+        <w:pStyle w:val="Prrafodelista"/>
+        <w:numPr>
+          <w:ilvl w:val="0"/>
+          <w:numId w:val="18"/>
+        </w:numPr>
+      </w:pPr>
+      <w:r>
+        <w:t>Practicar la escucha activa para comprender las emociones y opiniones de los demás.</w:t>
+      </w:r>
+    </w:p>
+    <w:p>
+      <w:pPr>
+        <w:pStyle w:val="Prrafodelista"/>
+        <w:numPr>
+          <w:ilvl w:val="0"/>
+          <w:numId w:val="18"/>
+        </w:numPr>
+      </w:pPr>
+      <w:r>
+        <w:t>Mantener una actitud de respeto frente a las diferencias de opinión dentro del equipo.</w:t>
+      </w:r>
+    </w:p>
+    <w:p>
+      <w:pPr>
+        <w:pStyle w:val="Prrafodelista"/>
+        <w:numPr>
+          <w:ilvl w:val="0"/>
+          <w:numId w:val="18"/>
+        </w:numPr>
+      </w:pPr>
+      <w:r>
+        <w:t>Expresar las emociones de manera clara y adecuada mediante la comunicación asertiva.</w:t>
+      </w:r>
+    </w:p>
+    <w:p>
+      <w:pPr>
+        <w:pStyle w:val="Prrafodelista"/>
+        <w:numPr>
+          <w:ilvl w:val="0"/>
+          <w:numId w:val="18"/>
+        </w:numPr>
+      </w:pPr>
+      <w:r>
+        <w:t>Evitar respuestas impulsivas ante situaciones de tensión o desacuerdo.</w:t>
+      </w:r>
+    </w:p>
+    <w:p>
+      <w:pPr>
+        <w:pStyle w:val="Prrafodelista"/>
+        <w:numPr>
+          <w:ilvl w:val="0"/>
+          <w:numId w:val="18"/>
+        </w:numPr>
+      </w:pPr>
+      <w:r>
+        <w:t>Buscar soluciones conjuntas cuando se presentan conflictos dentro del equipo.</w:t>
+      </w:r>
+    </w:p>
+    <w:p>
+      <w:pPr>
+        <w:pStyle w:val="Prrafodelista"/>
+        <w:numPr>
+          <w:ilvl w:val="0"/>
+          <w:numId w:val="18"/>
+        </w:numPr>
+      </w:pPr>
       <w:r>
         <w:lastRenderedPageBreak/>
-        <w:t>La gestión emocional se convierte en un elemento clave para el desarrollo del trabajo colaborativo y para el logro de objetivos dentro de los entornos laborales y profesionales.</w:t>
-      </w:r>
-    </w:p>
-    <w:p>
-      <w:r>
-        <w:t>En relación con lo anterior, el manejo adecuado de las emociones en los contextos colaborativos favorece la construcción de ambientes laborales más positivos y productivos. Los equipos que desarrollan estas habilidades logran enfrentar los desafíos de manera más efectiva y fortalecer su desempeño colectivo. Con este propósito, se presentan las principales estrategias para la gestión emocional en el trabajo colaborativo:</w:t>
+        <w:t>Promover el diálogo y la reflexión antes de tomar decisiones importantes.</w:t>
       </w:r>
     </w:p>
     <w:p>
@@ -6597,7 +6557,7 @@
         </w:numPr>
       </w:pPr>
       <w:r>
-        <w:t>Reconocer las emociones propias antes de reaccionar ante una situación laboral.</w:t>
+        <w:t>Fomentar un ambiente de trabajo basado en la confianza y el apoyo mutuo.</w:t>
       </w:r>
     </w:p>
     <w:p>
@@ -6609,91 +6569,6 @@
         </w:numPr>
       </w:pPr>
       <w:r>
-        <w:t>Practicar la escucha activa para comprender las emociones y opiniones de los demás.</w:t>
-      </w:r>
-    </w:p>
-    <w:p>
-      <w:pPr>
-        <w:pStyle w:val="Prrafodelista"/>
-        <w:numPr>
-          <w:ilvl w:val="0"/>
-          <w:numId w:val="18"/>
-        </w:numPr>
-      </w:pPr>
-      <w:r>
-        <w:t>Mantener una actitud de respeto frente a las diferencias de opinión dentro del equipo.</w:t>
-      </w:r>
-    </w:p>
-    <w:p>
-      <w:pPr>
-        <w:pStyle w:val="Prrafodelista"/>
-        <w:numPr>
-          <w:ilvl w:val="0"/>
-          <w:numId w:val="18"/>
-        </w:numPr>
-      </w:pPr>
-      <w:r>
-        <w:t>Expresar las emociones de manera clara y adecuada mediante la comunicación asertiva.</w:t>
-      </w:r>
-    </w:p>
-    <w:p>
-      <w:pPr>
-        <w:pStyle w:val="Prrafodelista"/>
-        <w:numPr>
-          <w:ilvl w:val="0"/>
-          <w:numId w:val="18"/>
-        </w:numPr>
-      </w:pPr>
-      <w:r>
-        <w:t>Evitar respuestas impulsivas ante situaciones de tensión o desacuerdo.</w:t>
-      </w:r>
-    </w:p>
-    <w:p>
-      <w:pPr>
-        <w:pStyle w:val="Prrafodelista"/>
-        <w:numPr>
-          <w:ilvl w:val="0"/>
-          <w:numId w:val="18"/>
-        </w:numPr>
-      </w:pPr>
-      <w:r>
-        <w:t>Buscar soluciones conjuntas cuando se presentan conflictos dentro del equipo.</w:t>
-      </w:r>
-    </w:p>
-    <w:p>
-      <w:pPr>
-        <w:pStyle w:val="Prrafodelista"/>
-        <w:numPr>
-          <w:ilvl w:val="0"/>
-          <w:numId w:val="18"/>
-        </w:numPr>
-      </w:pPr>
-      <w:r>
-        <w:t>Promover el diálogo y la reflexión antes de tomar decisiones importantes.</w:t>
-      </w:r>
-    </w:p>
-    <w:p>
-      <w:pPr>
-        <w:pStyle w:val="Prrafodelista"/>
-        <w:numPr>
-          <w:ilvl w:val="0"/>
-          <w:numId w:val="18"/>
-        </w:numPr>
-      </w:pPr>
-      <w:r>
-        <w:t>Fomentar un ambiente de trabajo basado en la confianza y el apoyo mutuo.</w:t>
-      </w:r>
-    </w:p>
-    <w:p>
-      <w:pPr>
-        <w:pStyle w:val="Prrafodelista"/>
-        <w:numPr>
-          <w:ilvl w:val="0"/>
-          <w:numId w:val="18"/>
-        </w:numPr>
-      </w:pPr>
-      <w:r>
-        <w:lastRenderedPageBreak/>
         <w:t>Desarrollar habilidades de autocontrol frente a situaciones de estrés o presión laboral.</w:t>
       </w:r>
     </w:p>
@@ -7512,6 +7387,10 @@
       <w:r>
         <w:t xml:space="preserve">La relación entre el trabajo colaborativo y la productividad se manifiesta a través de diferentes factores que inciden directamente en la eficiencia de los procesos y en el cumplimiento de los objetivos institucionales. Estos factores permiten comprender cómo la cooperación entre los integrantes de un equipo contribuye al logro de mejores resultados en los entornos laborales y profesionales. En la siguiente tabla se presentan algunos factores del trabajo colaborativo y su impacto en la productividad: </w:t>
       </w:r>
+    </w:p>
+    <w:p>
+      <w:bookmarkStart w:id="27" w:name="_GoBack"/>
+      <w:bookmarkEnd w:id="27"/>
     </w:p>
     <w:p>
       <w:pPr>
@@ -7868,18 +7747,18 @@
           <w:lang w:eastAsia="es-CO"/>
         </w:rPr>
       </w:pPr>
-      <w:bookmarkStart w:id="27" w:name="_Toc227076547"/>
-      <w:bookmarkEnd w:id="27"/>
+      <w:bookmarkStart w:id="28" w:name="_Toc227076547"/>
+      <w:bookmarkEnd w:id="28"/>
     </w:p>
     <w:p>
       <w:pPr>
         <w:pStyle w:val="Ttulo2"/>
       </w:pPr>
-      <w:bookmarkStart w:id="28" w:name="_Toc227076548"/>
+      <w:bookmarkStart w:id="29" w:name="_Toc227076548"/>
       <w:r>
         <w:t>Adaptabilidad y cooperación en el equipo</w:t>
       </w:r>
-      <w:bookmarkEnd w:id="28"/>
+      <w:bookmarkEnd w:id="29"/>
     </w:p>
     <w:p>
       <w:r>
@@ -8050,11 +7929,11 @@
       <w:pPr>
         <w:pStyle w:val="Ttulo2"/>
       </w:pPr>
-      <w:bookmarkStart w:id="29" w:name="_Toc227076549"/>
+      <w:bookmarkStart w:id="30" w:name="_Toc227076549"/>
       <w:r>
         <w:t>Creatividad e iniciativa en el trabajo colaborativo</w:t>
       </w:r>
-      <w:bookmarkEnd w:id="29"/>
+      <w:bookmarkEnd w:id="30"/>
     </w:p>
     <w:p>
       <w:r>
@@ -8271,11 +8150,11 @@
       <w:pPr>
         <w:pStyle w:val="Ttulo2"/>
       </w:pPr>
-      <w:bookmarkStart w:id="30" w:name="_Toc227076550"/>
+      <w:bookmarkStart w:id="31" w:name="_Toc227076550"/>
       <w:r>
         <w:t>Competencias blandas en situaciones laborales</w:t>
       </w:r>
-      <w:bookmarkEnd w:id="30"/>
+      <w:bookmarkEnd w:id="31"/>
     </w:p>
     <w:p>
       <w:r>
@@ -8551,12 +8430,12 @@
       <w:pPr>
         <w:pStyle w:val="Titulosgenerales"/>
       </w:pPr>
-      <w:bookmarkStart w:id="31" w:name="_Toc227076551"/>
+      <w:bookmarkStart w:id="32" w:name="_Toc227076551"/>
       <w:r>
         <w:lastRenderedPageBreak/>
         <w:t>Síntesis</w:t>
       </w:r>
-      <w:bookmarkEnd w:id="31"/>
+      <w:bookmarkEnd w:id="32"/>
     </w:p>
     <w:p>
       <w:pPr>
@@ -8641,14 +8520,14 @@
       <w:pPr>
         <w:pStyle w:val="Titulosgenerales"/>
       </w:pPr>
-      <w:bookmarkStart w:id="32" w:name="_Toc176443725"/>
-      <w:bookmarkStart w:id="33" w:name="_Toc227076552"/>
+      <w:bookmarkStart w:id="33" w:name="_Toc176443725"/>
+      <w:bookmarkStart w:id="34" w:name="_Toc227076552"/>
       <w:r>
         <w:lastRenderedPageBreak/>
         <w:t>Glosario</w:t>
       </w:r>
-      <w:bookmarkEnd w:id="32"/>
       <w:bookmarkEnd w:id="33"/>
+      <w:bookmarkEnd w:id="34"/>
     </w:p>
     <w:p>
       <w:pPr>
@@ -8872,8 +8751,8 @@
           <w:lang w:val="es-MX"/>
         </w:rPr>
       </w:pPr>
-      <w:bookmarkStart w:id="34" w:name="_Toc176443726"/>
-      <w:bookmarkStart w:id="35" w:name="_Toc227076553"/>
+      <w:bookmarkStart w:id="35" w:name="_Toc176443726"/>
+      <w:bookmarkStart w:id="36" w:name="_Toc227076553"/>
       <w:r>
         <w:rPr>
           <w:lang w:val="es-MX"/>
@@ -8881,8 +8760,8 @@
         <w:lastRenderedPageBreak/>
         <w:t>Referencias bibliográficas</w:t>
       </w:r>
-      <w:bookmarkEnd w:id="34"/>
       <w:bookmarkEnd w:id="35"/>
+      <w:bookmarkEnd w:id="36"/>
     </w:p>
     <w:p>
       <w:pPr>
@@ -9303,14 +9182,14 @@
       <w:pPr>
         <w:pStyle w:val="Titulosgenerales"/>
       </w:pPr>
-      <w:bookmarkStart w:id="36" w:name="_Toc176443727"/>
-      <w:bookmarkStart w:id="37" w:name="_Toc227076554"/>
+      <w:bookmarkStart w:id="37" w:name="_Toc176443727"/>
+      <w:bookmarkStart w:id="38" w:name="_Toc227076554"/>
       <w:r>
         <w:lastRenderedPageBreak/>
         <w:t>Créditos</w:t>
       </w:r>
-      <w:bookmarkEnd w:id="36"/>
       <w:bookmarkEnd w:id="37"/>
+      <w:bookmarkEnd w:id="38"/>
     </w:p>
     <w:tbl>
       <w:tblPr>
@@ -10060,7 +9939,7 @@
 </file>
 
 <file path=word/endnotes.xml><?xml version="1.0" encoding="utf-8"?>
-<w:endnotes xmlns:wpc="http://schemas.microsoft.com/office/word/2010/wordprocessingCanvas" xmlns:cx="http://schemas.microsoft.com/office/drawing/2014/chartex" xmlns:cx1="http://schemas.microsoft.com/office/drawing/2015/9/8/chartex" xmlns:cx2="http://schemas.microsoft.com/office/drawing/2015/10/21/chartex" xmlns:cx3="http://schemas.microsoft.com/office/drawing/2016/5/9/chartex" xmlns:cx4="http://schemas.microsoft.com/office/drawing/2016/5/10/chartex" xmlns:cx5="http://schemas.microsoft.com/office/drawing/2016/5/11/chartex" xmlns:cx6="http://schemas.microsoft.com/office/drawing/2016/5/12/chartex" xmlns:cx7="http://schemas.microsoft.com/office/drawing/2016/5/13/chartex" xmlns:cx8="http://schemas.microsoft.com/office/drawing/2016/5/14/chartex" xmlns:mc="http://schemas.openxmlformats.org/markup-compatibility/2006" xmlns:aink="http://schemas.microsoft.com/office/drawing/2016/ink" xmlns:am3d="http://schemas.microsoft.com/office/drawing/2017/model3d" xmlns:o="urn:schemas-microsoft-com:office:office" xmlns:r="http://schemas.openxmlformats.org/officeDocument/2006/relationships" xmlns:m="http://schemas.openxmlformats.org/officeDocument/2006/math" xmlns:v="urn:schemas-microsoft-com:vml" xmlns:wp14="http://schemas.microsoft.com/office/word/2010/wordprocessingDrawing" xmlns:wp="http://schemas.openxmlformats.org/drawingml/2006/wordprocessingDrawing" xmlns:w10="urn:schemas-microsoft-com:office:word" xmlns:w="http://schemas.openxmlformats.org/wordprocessingml/2006/main" xmlns:w14="http://schemas.microsoft.com/office/word/2010/wordml" xmlns:w15="http://schemas.microsoft.com/office/word/2012/wordml" xmlns:w16cex="http://schemas.microsoft.com/office/word/2018/wordml/cex" xmlns:w16cid="http://schemas.microsoft.com/office/word/2016/wordml/cid" xmlns:w16="http://schemas.microsoft.com/office/word/2018/wordml" xmlns:w16sdtdh="http://schemas.microsoft.com/office/word/2020/wordml/sdtdatahash" xmlns:w16se="http://schemas.microsoft.com/office/word/2015/wordml/symex" xmlns:wpg="http://schemas.microsoft.com/office/word/2010/wordprocessingGroup" xmlns:wpi="http://schemas.microsoft.com/office/word/2010/wordprocessingInk" xmlns:wne="http://schemas.microsoft.com/office/word/2006/wordml" xmlns:wps="http://schemas.microsoft.com/office/word/2010/wordprocessingShape" mc:Ignorable="w14 w15 w16se w16cid w16 w16cex w16sdtdh wp14">
+<w:endnotes xmlns:wpc="http://schemas.microsoft.com/office/word/2010/wordprocessingCanvas" xmlns:cx="http://schemas.microsoft.com/office/drawing/2014/chartex" xmlns:cx1="http://schemas.microsoft.com/office/drawing/2015/9/8/chartex" xmlns:cx2="http://schemas.microsoft.com/office/drawing/2015/10/21/chartex" xmlns:cx3="http://schemas.microsoft.com/office/drawing/2016/5/9/chartex" xmlns:cx4="http://schemas.microsoft.com/office/drawing/2016/5/10/chartex" xmlns:cx5="http://schemas.microsoft.com/office/drawing/2016/5/11/chartex" xmlns:cx6="http://schemas.microsoft.com/office/drawing/2016/5/12/chartex" xmlns:cx7="http://schemas.microsoft.com/office/drawing/2016/5/13/chartex" xmlns:cx8="http://schemas.microsoft.com/office/drawing/2016/5/14/chartex" xmlns:mc="http://schemas.openxmlformats.org/markup-compatibility/2006" xmlns:aink="http://schemas.microsoft.com/office/drawing/2016/ink" xmlns:am3d="http://schemas.microsoft.com/office/drawing/2017/model3d" xmlns:o="urn:schemas-microsoft-com:office:office" xmlns:r="http://schemas.openxmlformats.org/officeDocument/2006/relationships" xmlns:m="http://schemas.openxmlformats.org/officeDocument/2006/math" xmlns:v="urn:schemas-microsoft-com:vml" xmlns:wp14="http://schemas.microsoft.com/office/word/2010/wordprocessingDrawing" xmlns:wp="http://schemas.openxmlformats.org/drawingml/2006/wordprocessingDrawing" xmlns:w10="urn:schemas-microsoft-com:office:word" xmlns:w="http://schemas.openxmlformats.org/wordprocessingml/2006/main" xmlns:w14="http://schemas.microsoft.com/office/word/2010/wordml" xmlns:w15="http://schemas.microsoft.com/office/word/2012/wordml" xmlns:w16cid="http://schemas.microsoft.com/office/word/2016/wordml/cid" xmlns:w16se="http://schemas.microsoft.com/office/word/2015/wordml/symex" xmlns:wpg="http://schemas.microsoft.com/office/word/2010/wordprocessingGroup" xmlns:wpi="http://schemas.microsoft.com/office/word/2010/wordprocessingInk" xmlns:wne="http://schemas.microsoft.com/office/word/2006/wordml" xmlns:wps="http://schemas.microsoft.com/office/word/2010/wordprocessingShape" mc:Ignorable="w14 w15 w16se w16cid wp14">
   <w:endnote w:type="separator" w:id="-1">
     <w:p>
       <w:pPr>
@@ -10085,7 +9964,7 @@
 </file>
 
 <file path=word/footer1.xml><?xml version="1.0" encoding="utf-8"?>
-<w:ftr xmlns:wpc="http://schemas.microsoft.com/office/word/2010/wordprocessingCanvas" xmlns:cx="http://schemas.microsoft.com/office/drawing/2014/chartex" xmlns:cx1="http://schemas.microsoft.com/office/drawing/2015/9/8/chartex" xmlns:cx2="http://schemas.microsoft.com/office/drawing/2015/10/21/chartex" xmlns:cx3="http://schemas.microsoft.com/office/drawing/2016/5/9/chartex" xmlns:cx4="http://schemas.microsoft.com/office/drawing/2016/5/10/chartex" xmlns:cx5="http://schemas.microsoft.com/office/drawing/2016/5/11/chartex" xmlns:cx6="http://schemas.microsoft.com/office/drawing/2016/5/12/chartex" xmlns:cx7="http://schemas.microsoft.com/office/drawing/2016/5/13/chartex" xmlns:cx8="http://schemas.microsoft.com/office/drawing/2016/5/14/chartex" xmlns:mc="http://schemas.openxmlformats.org/markup-compatibility/2006" xmlns:aink="http://schemas.microsoft.com/office/drawing/2016/ink" xmlns:am3d="http://schemas.microsoft.com/office/drawing/2017/model3d" xmlns:o="urn:schemas-microsoft-com:office:office" xmlns:r="http://schemas.openxmlformats.org/officeDocument/2006/relationships" xmlns:m="http://schemas.openxmlformats.org/officeDocument/2006/math" xmlns:v="urn:schemas-microsoft-com:vml" xmlns:wp14="http://schemas.microsoft.com/office/word/2010/wordprocessingDrawing" xmlns:wp="http://schemas.openxmlformats.org/drawingml/2006/wordprocessingDrawing" xmlns:w10="urn:schemas-microsoft-com:office:word" xmlns:w="http://schemas.openxmlformats.org/wordprocessingml/2006/main" xmlns:w14="http://schemas.microsoft.com/office/word/2010/wordml" xmlns:w15="http://schemas.microsoft.com/office/word/2012/wordml" xmlns:w16cex="http://schemas.microsoft.com/office/word/2018/wordml/cex" xmlns:w16cid="http://schemas.microsoft.com/office/word/2016/wordml/cid" xmlns:w16="http://schemas.microsoft.com/office/word/2018/wordml" xmlns:w16sdtdh="http://schemas.microsoft.com/office/word/2020/wordml/sdtdatahash" xmlns:w16se="http://schemas.microsoft.com/office/word/2015/wordml/symex" xmlns:wpg="http://schemas.microsoft.com/office/word/2010/wordprocessingGroup" xmlns:wpi="http://schemas.microsoft.com/office/word/2010/wordprocessingInk" xmlns:wne="http://schemas.microsoft.com/office/word/2006/wordml" xmlns:wps="http://schemas.microsoft.com/office/word/2010/wordprocessingShape" mc:Ignorable="w14 w15 w16se w16cid w16 w16cex w16sdtdh wp14">
+<w:ftr xmlns:wpc="http://schemas.microsoft.com/office/word/2010/wordprocessingCanvas" xmlns:cx="http://schemas.microsoft.com/office/drawing/2014/chartex" xmlns:cx1="http://schemas.microsoft.com/office/drawing/2015/9/8/chartex" xmlns:cx2="http://schemas.microsoft.com/office/drawing/2015/10/21/chartex" xmlns:cx3="http://schemas.microsoft.com/office/drawing/2016/5/9/chartex" xmlns:cx4="http://schemas.microsoft.com/office/drawing/2016/5/10/chartex" xmlns:cx5="http://schemas.microsoft.com/office/drawing/2016/5/11/chartex" xmlns:cx6="http://schemas.microsoft.com/office/drawing/2016/5/12/chartex" xmlns:cx7="http://schemas.microsoft.com/office/drawing/2016/5/13/chartex" xmlns:cx8="http://schemas.microsoft.com/office/drawing/2016/5/14/chartex" xmlns:mc="http://schemas.openxmlformats.org/markup-compatibility/2006" xmlns:aink="http://schemas.microsoft.com/office/drawing/2016/ink" xmlns:am3d="http://schemas.microsoft.com/office/drawing/2017/model3d" xmlns:o="urn:schemas-microsoft-com:office:office" xmlns:r="http://schemas.openxmlformats.org/officeDocument/2006/relationships" xmlns:m="http://schemas.openxmlformats.org/officeDocument/2006/math" xmlns:v="urn:schemas-microsoft-com:vml" xmlns:wp14="http://schemas.microsoft.com/office/word/2010/wordprocessingDrawing" xmlns:wp="http://schemas.openxmlformats.org/drawingml/2006/wordprocessingDrawing" xmlns:w10="urn:schemas-microsoft-com:office:word" xmlns:w="http://schemas.openxmlformats.org/wordprocessingml/2006/main" xmlns:w14="http://schemas.microsoft.com/office/word/2010/wordml" xmlns:w15="http://schemas.microsoft.com/office/word/2012/wordml" xmlns:w16cid="http://schemas.microsoft.com/office/word/2016/wordml/cid" xmlns:w16se="http://schemas.microsoft.com/office/word/2015/wordml/symex" xmlns:wpg="http://schemas.microsoft.com/office/word/2010/wordprocessingGroup" xmlns:wpi="http://schemas.microsoft.com/office/word/2010/wordprocessingInk" xmlns:wne="http://schemas.microsoft.com/office/word/2006/wordml" xmlns:wps="http://schemas.microsoft.com/office/word/2010/wordprocessingShape" mc:Ignorable="w14 w15 w16se w16cid wp14">
   <w:p>
     <w:pPr>
       <w:pStyle w:val="Piedepgina"/>
@@ -10167,7 +10046,7 @@
             </wp:anchor>
           </w:drawing>
         </mc:Choice>
-        <mc:Fallback>
+        <mc:Fallback xmlns:w16sdtdh="http://schemas.microsoft.com/office/word/2020/wordml/sdtdatahash" xmlns:w16="http://schemas.microsoft.com/office/word/2018/wordml" xmlns:w16cex="http://schemas.microsoft.com/office/word/2018/wordml/cex">
           <w:pict>
             <v:shapetype w14:anchorId="30EDB3B0" id="_x0000_t202" coordsize="21600,21600" o:spt="202" path="m,l,21600r21600,l21600,xe">
               <v:stroke joinstyle="miter"/>
@@ -10222,7 +10101,7 @@
 </file>
 
 <file path=word/footnotes.xml><?xml version="1.0" encoding="utf-8"?>
-<w:footnotes xmlns:wpc="http://schemas.microsoft.com/office/word/2010/wordprocessingCanvas" xmlns:cx="http://schemas.microsoft.com/office/drawing/2014/chartex" xmlns:cx1="http://schemas.microsoft.com/office/drawing/2015/9/8/chartex" xmlns:cx2="http://schemas.microsoft.com/office/drawing/2015/10/21/chartex" xmlns:cx3="http://schemas.microsoft.com/office/drawing/2016/5/9/chartex" xmlns:cx4="http://schemas.microsoft.com/office/drawing/2016/5/10/chartex" xmlns:cx5="http://schemas.microsoft.com/office/drawing/2016/5/11/chartex" xmlns:cx6="http://schemas.microsoft.com/office/drawing/2016/5/12/chartex" xmlns:cx7="http://schemas.microsoft.com/office/drawing/2016/5/13/chartex" xmlns:cx8="http://schemas.microsoft.com/office/drawing/2016/5/14/chartex" xmlns:mc="http://schemas.openxmlformats.org/markup-compatibility/2006" xmlns:aink="http://schemas.microsoft.com/office/drawing/2016/ink" xmlns:am3d="http://schemas.microsoft.com/office/drawing/2017/model3d" xmlns:o="urn:schemas-microsoft-com:office:office" xmlns:r="http://schemas.openxmlformats.org/officeDocument/2006/relationships" xmlns:m="http://schemas.openxmlformats.org/officeDocument/2006/math" xmlns:v="urn:schemas-microsoft-com:vml" xmlns:wp14="http://schemas.microsoft.com/office/word/2010/wordprocessingDrawing" xmlns:wp="http://schemas.openxmlformats.org/drawingml/2006/wordprocessingDrawing" xmlns:w10="urn:schemas-microsoft-com:office:word" xmlns:w="http://schemas.openxmlformats.org/wordprocessingml/2006/main" xmlns:w14="http://schemas.microsoft.com/office/word/2010/wordml" xmlns:w15="http://schemas.microsoft.com/office/word/2012/wordml" xmlns:w16cex="http://schemas.microsoft.com/office/word/2018/wordml/cex" xmlns:w16cid="http://schemas.microsoft.com/office/word/2016/wordml/cid" xmlns:w16="http://schemas.microsoft.com/office/word/2018/wordml" xmlns:w16sdtdh="http://schemas.microsoft.com/office/word/2020/wordml/sdtdatahash" xmlns:w16se="http://schemas.microsoft.com/office/word/2015/wordml/symex" xmlns:wpg="http://schemas.microsoft.com/office/word/2010/wordprocessingGroup" xmlns:wpi="http://schemas.microsoft.com/office/word/2010/wordprocessingInk" xmlns:wne="http://schemas.microsoft.com/office/word/2006/wordml" xmlns:wps="http://schemas.microsoft.com/office/word/2010/wordprocessingShape" mc:Ignorable="w14 w15 w16se w16cid w16 w16cex w16sdtdh wp14">
+<w:footnotes xmlns:wpc="http://schemas.microsoft.com/office/word/2010/wordprocessingCanvas" xmlns:cx="http://schemas.microsoft.com/office/drawing/2014/chartex" xmlns:cx1="http://schemas.microsoft.com/office/drawing/2015/9/8/chartex" xmlns:cx2="http://schemas.microsoft.com/office/drawing/2015/10/21/chartex" xmlns:cx3="http://schemas.microsoft.com/office/drawing/2016/5/9/chartex" xmlns:cx4="http://schemas.microsoft.com/office/drawing/2016/5/10/chartex" xmlns:cx5="http://schemas.microsoft.com/office/drawing/2016/5/11/chartex" xmlns:cx6="http://schemas.microsoft.com/office/drawing/2016/5/12/chartex" xmlns:cx7="http://schemas.microsoft.com/office/drawing/2016/5/13/chartex" xmlns:cx8="http://schemas.microsoft.com/office/drawing/2016/5/14/chartex" xmlns:mc="http://schemas.openxmlformats.org/markup-compatibility/2006" xmlns:aink="http://schemas.microsoft.com/office/drawing/2016/ink" xmlns:am3d="http://schemas.microsoft.com/office/drawing/2017/model3d" xmlns:o="urn:schemas-microsoft-com:office:office" xmlns:r="http://schemas.openxmlformats.org/officeDocument/2006/relationships" xmlns:m="http://schemas.openxmlformats.org/officeDocument/2006/math" xmlns:v="urn:schemas-microsoft-com:vml" xmlns:wp14="http://schemas.microsoft.com/office/word/2010/wordprocessingDrawing" xmlns:wp="http://schemas.openxmlformats.org/drawingml/2006/wordprocessingDrawing" xmlns:w10="urn:schemas-microsoft-com:office:word" xmlns:w="http://schemas.openxmlformats.org/wordprocessingml/2006/main" xmlns:w14="http://schemas.microsoft.com/office/word/2010/wordml" xmlns:w15="http://schemas.microsoft.com/office/word/2012/wordml" xmlns:w16cid="http://schemas.microsoft.com/office/word/2016/wordml/cid" xmlns:w16se="http://schemas.microsoft.com/office/word/2015/wordml/symex" xmlns:wpg="http://schemas.microsoft.com/office/word/2010/wordprocessingGroup" xmlns:wpi="http://schemas.microsoft.com/office/word/2010/wordprocessingInk" xmlns:wne="http://schemas.microsoft.com/office/word/2006/wordml" xmlns:wps="http://schemas.microsoft.com/office/word/2010/wordprocessingShape" mc:Ignorable="w14 w15 w16se w16cid wp14">
   <w:footnote w:type="separator" w:id="-1">
     <w:p>
       <w:pPr>
@@ -10247,7 +10126,7 @@
 </file>
 
 <file path=word/header1.xml><?xml version="1.0" encoding="utf-8"?>
-<w:hdr xmlns:wpc="http://schemas.microsoft.com/office/word/2010/wordprocessingCanvas" xmlns:cx="http://schemas.microsoft.com/office/drawing/2014/chartex" xmlns:cx1="http://schemas.microsoft.com/office/drawing/2015/9/8/chartex" xmlns:cx2="http://schemas.microsoft.com/office/drawing/2015/10/21/chartex" xmlns:cx3="http://schemas.microsoft.com/office/drawing/2016/5/9/chartex" xmlns:cx4="http://schemas.microsoft.com/office/drawing/2016/5/10/chartex" xmlns:cx5="http://schemas.microsoft.com/office/drawing/2016/5/11/chartex" xmlns:cx6="http://schemas.microsoft.com/office/drawing/2016/5/12/chartex" xmlns:cx7="http://schemas.microsoft.com/office/drawing/2016/5/13/chartex" xmlns:cx8="http://schemas.microsoft.com/office/drawing/2016/5/14/chartex" xmlns:mc="http://schemas.openxmlformats.org/markup-compatibility/2006" xmlns:aink="http://schemas.microsoft.com/office/drawing/2016/ink" xmlns:am3d="http://schemas.microsoft.com/office/drawing/2017/model3d" xmlns:o="urn:schemas-microsoft-com:office:office" xmlns:r="http://schemas.openxmlformats.org/officeDocument/2006/relationships" xmlns:m="http://schemas.openxmlformats.org/officeDocument/2006/math" xmlns:v="urn:schemas-microsoft-com:vml" xmlns:wp14="http://schemas.microsoft.com/office/word/2010/wordprocessingDrawing" xmlns:wp="http://schemas.openxmlformats.org/drawingml/2006/wordprocessingDrawing" xmlns:w10="urn:schemas-microsoft-com:office:word" xmlns:w="http://schemas.openxmlformats.org/wordprocessingml/2006/main" xmlns:w14="http://schemas.microsoft.com/office/word/2010/wordml" xmlns:w15="http://schemas.microsoft.com/office/word/2012/wordml" xmlns:w16cex="http://schemas.microsoft.com/office/word/2018/wordml/cex" xmlns:w16cid="http://schemas.microsoft.com/office/word/2016/wordml/cid" xmlns:w16="http://schemas.microsoft.com/office/word/2018/wordml" xmlns:w16sdtdh="http://schemas.microsoft.com/office/word/2020/wordml/sdtdatahash" xmlns:w16se="http://schemas.microsoft.com/office/word/2015/wordml/symex" xmlns:wpg="http://schemas.microsoft.com/office/word/2010/wordprocessingGroup" xmlns:wpi="http://schemas.microsoft.com/office/word/2010/wordprocessingInk" xmlns:wne="http://schemas.microsoft.com/office/word/2006/wordml" xmlns:wps="http://schemas.microsoft.com/office/word/2010/wordprocessingShape" mc:Ignorable="w14 w15 w16se w16cid w16 w16cex w16sdtdh wp14">
+<w:hdr xmlns:wpc="http://schemas.microsoft.com/office/word/2010/wordprocessingCanvas" xmlns:cx="http://schemas.microsoft.com/office/drawing/2014/chartex" xmlns:cx1="http://schemas.microsoft.com/office/drawing/2015/9/8/chartex" xmlns:cx2="http://schemas.microsoft.com/office/drawing/2015/10/21/chartex" xmlns:cx3="http://schemas.microsoft.com/office/drawing/2016/5/9/chartex" xmlns:cx4="http://schemas.microsoft.com/office/drawing/2016/5/10/chartex" xmlns:cx5="http://schemas.microsoft.com/office/drawing/2016/5/11/chartex" xmlns:cx6="http://schemas.microsoft.com/office/drawing/2016/5/12/chartex" xmlns:cx7="http://schemas.microsoft.com/office/drawing/2016/5/13/chartex" xmlns:cx8="http://schemas.microsoft.com/office/drawing/2016/5/14/chartex" xmlns:mc="http://schemas.openxmlformats.org/markup-compatibility/2006" xmlns:aink="http://schemas.microsoft.com/office/drawing/2016/ink" xmlns:am3d="http://schemas.microsoft.com/office/drawing/2017/model3d" xmlns:o="urn:schemas-microsoft-com:office:office" xmlns:r="http://schemas.openxmlformats.org/officeDocument/2006/relationships" xmlns:m="http://schemas.openxmlformats.org/officeDocument/2006/math" xmlns:v="urn:schemas-microsoft-com:vml" xmlns:wp14="http://schemas.microsoft.com/office/word/2010/wordprocessingDrawing" xmlns:wp="http://schemas.openxmlformats.org/drawingml/2006/wordprocessingDrawing" xmlns:w10="urn:schemas-microsoft-com:office:word" xmlns:w="http://schemas.openxmlformats.org/wordprocessingml/2006/main" xmlns:w14="http://schemas.microsoft.com/office/word/2010/wordml" xmlns:w15="http://schemas.microsoft.com/office/word/2012/wordml" xmlns:w16cid="http://schemas.microsoft.com/office/word/2016/wordml/cid" xmlns:w16se="http://schemas.microsoft.com/office/word/2015/wordml/symex" xmlns:wpg="http://schemas.microsoft.com/office/word/2010/wordprocessingGroup" xmlns:wpi="http://schemas.microsoft.com/office/word/2010/wordprocessingInk" xmlns:wne="http://schemas.microsoft.com/office/word/2006/wordml" xmlns:wps="http://schemas.microsoft.com/office/word/2010/wordprocessingShape" mc:Ignorable="w14 w15 w16se w16cid wp14">
   <w:p>
     <w:pPr>
       <w:pStyle w:val="Encabezado"/>
@@ -10319,7 +10198,7 @@
 </file>
 
 <file path=word/numbering.xml><?xml version="1.0" encoding="utf-8"?>
-<w:numbering xmlns:wpc="http://schemas.microsoft.com/office/word/2010/wordprocessingCanvas" xmlns:cx="http://schemas.microsoft.com/office/drawing/2014/chartex" xmlns:cx1="http://schemas.microsoft.com/office/drawing/2015/9/8/chartex" xmlns:cx2="http://schemas.microsoft.com/office/drawing/2015/10/21/chartex" xmlns:cx3="http://schemas.microsoft.com/office/drawing/2016/5/9/chartex" xmlns:cx4="http://schemas.microsoft.com/office/drawing/2016/5/10/chartex" xmlns:cx5="http://schemas.microsoft.com/office/drawing/2016/5/11/chartex" xmlns:cx6="http://schemas.microsoft.com/office/drawing/2016/5/12/chartex" xmlns:cx7="http://schemas.microsoft.com/office/drawing/2016/5/13/chartex" xmlns:cx8="http://schemas.microsoft.com/office/drawing/2016/5/14/chartex" xmlns:mc="http://schemas.openxmlformats.org/markup-compatibility/2006" xmlns:aink="http://schemas.microsoft.com/office/drawing/2016/ink" xmlns:am3d="http://schemas.microsoft.com/office/drawing/2017/model3d" xmlns:o="urn:schemas-microsoft-com:office:office" xmlns:r="http://schemas.openxmlformats.org/officeDocument/2006/relationships" xmlns:m="http://schemas.openxmlformats.org/officeDocument/2006/math" xmlns:v="urn:schemas-microsoft-com:vml" xmlns:wp14="http://schemas.microsoft.com/office/word/2010/wordprocessingDrawing" xmlns:wp="http://schemas.openxmlformats.org/drawingml/2006/wordprocessingDrawing" xmlns:w10="urn:schemas-microsoft-com:office:word" xmlns:w="http://schemas.openxmlformats.org/wordprocessingml/2006/main" xmlns:w14="http://schemas.microsoft.com/office/word/2010/wordml" xmlns:w15="http://schemas.microsoft.com/office/word/2012/wordml" xmlns:w16cex="http://schemas.microsoft.com/office/word/2018/wordml/cex" xmlns:w16cid="http://schemas.microsoft.com/office/word/2016/wordml/cid" xmlns:w16="http://schemas.microsoft.com/office/word/2018/wordml" xmlns:w16sdtdh="http://schemas.microsoft.com/office/word/2020/wordml/sdtdatahash" xmlns:w16se="http://schemas.microsoft.com/office/word/2015/wordml/symex" xmlns:wpg="http://schemas.microsoft.com/office/word/2010/wordprocessingGroup" xmlns:wpi="http://schemas.microsoft.com/office/word/2010/wordprocessingInk" xmlns:wne="http://schemas.microsoft.com/office/word/2006/wordml" xmlns:wps="http://schemas.microsoft.com/office/word/2010/wordprocessingShape" mc:Ignorable="w14 w15 w16se w16cid w16 w16cex w16sdtdh wp14">
+<w:numbering xmlns:wpc="http://schemas.microsoft.com/office/word/2010/wordprocessingCanvas" xmlns:cx="http://schemas.microsoft.com/office/drawing/2014/chartex" xmlns:cx1="http://schemas.microsoft.com/office/drawing/2015/9/8/chartex" xmlns:cx2="http://schemas.microsoft.com/office/drawing/2015/10/21/chartex" xmlns:cx3="http://schemas.microsoft.com/office/drawing/2016/5/9/chartex" xmlns:cx4="http://schemas.microsoft.com/office/drawing/2016/5/10/chartex" xmlns:cx5="http://schemas.microsoft.com/office/drawing/2016/5/11/chartex" xmlns:cx6="http://schemas.microsoft.com/office/drawing/2016/5/12/chartex" xmlns:cx7="http://schemas.microsoft.com/office/drawing/2016/5/13/chartex" xmlns:cx8="http://schemas.microsoft.com/office/drawing/2016/5/14/chartex" xmlns:mc="http://schemas.openxmlformats.org/markup-compatibility/2006" xmlns:aink="http://schemas.microsoft.com/office/drawing/2016/ink" xmlns:am3d="http://schemas.microsoft.com/office/drawing/2017/model3d" xmlns:o="urn:schemas-microsoft-com:office:office" xmlns:r="http://schemas.openxmlformats.org/officeDocument/2006/relationships" xmlns:m="http://schemas.openxmlformats.org/officeDocument/2006/math" xmlns:v="urn:schemas-microsoft-com:vml" xmlns:wp14="http://schemas.microsoft.com/office/word/2010/wordprocessingDrawing" xmlns:wp="http://schemas.openxmlformats.org/drawingml/2006/wordprocessingDrawing" xmlns:w10="urn:schemas-microsoft-com:office:word" xmlns:w="http://schemas.openxmlformats.org/wordprocessingml/2006/main" xmlns:w14="http://schemas.microsoft.com/office/word/2010/wordml" xmlns:w15="http://schemas.microsoft.com/office/word/2012/wordml" xmlns:w16cid="http://schemas.microsoft.com/office/word/2016/wordml/cid" xmlns:w16se="http://schemas.microsoft.com/office/word/2015/wordml/symex" xmlns:wpg="http://schemas.microsoft.com/office/word/2010/wordprocessingGroup" xmlns:wpi="http://schemas.microsoft.com/office/word/2010/wordprocessingInk" xmlns:wne="http://schemas.microsoft.com/office/word/2006/wordml" xmlns:wps="http://schemas.microsoft.com/office/word/2010/wordprocessingShape" mc:Ignorable="w14 w15 w16se w16cid wp14">
   <w:abstractNum w:abstractNumId="0" w15:restartNumberingAfterBreak="0">
     <w:nsid w:val="FFFFFF89"/>
     <w:multiLevelType w:val="singleLevel"/>
@@ -12643,7 +12522,7 @@
 </file>
 
 <file path=word/styles.xml><?xml version="1.0" encoding="utf-8"?>
-<w:styles xmlns:mc="http://schemas.openxmlformats.org/markup-compatibility/2006" xmlns:r="http://schemas.openxmlformats.org/officeDocument/2006/relationships" xmlns:w="http://schemas.openxmlformats.org/wordprocessingml/2006/main" xmlns:w14="http://schemas.microsoft.com/office/word/2010/wordml" xmlns:w15="http://schemas.microsoft.com/office/word/2012/wordml" xmlns:w16cex="http://schemas.microsoft.com/office/word/2018/wordml/cex" xmlns:w16cid="http://schemas.microsoft.com/office/word/2016/wordml/cid" xmlns:w16="http://schemas.microsoft.com/office/word/2018/wordml" xmlns:w16sdtdh="http://schemas.microsoft.com/office/word/2020/wordml/sdtdatahash" xmlns:w16se="http://schemas.microsoft.com/office/word/2015/wordml/symex" mc:Ignorable="w14 w15 w16se w16cid w16 w16cex w16sdtdh">
+<w:styles xmlns:mc="http://schemas.openxmlformats.org/markup-compatibility/2006" xmlns:r="http://schemas.openxmlformats.org/officeDocument/2006/relationships" xmlns:w="http://schemas.openxmlformats.org/wordprocessingml/2006/main" xmlns:w14="http://schemas.microsoft.com/office/word/2010/wordml" xmlns:w15="http://schemas.microsoft.com/office/word/2012/wordml" xmlns:w16cid="http://schemas.microsoft.com/office/word/2016/wordml/cid" xmlns:w16se="http://schemas.microsoft.com/office/word/2015/wordml/symex" mc:Ignorable="w14 w15 w16se w16cid">
   <w:docDefaults>
     <w:rPrDefault>
       <w:rPr>
@@ -12653,7 +12532,7 @@
     </w:rPrDefault>
     <w:pPrDefault/>
   </w:docDefaults>
-  <w:latentStyles w:defLockedState="0" w:defUIPriority="99" w:defSemiHidden="0" w:defUnhideWhenUsed="0" w:defQFormat="0" w:count="376">
+  <w:latentStyles w:defLockedState="0" w:defUIPriority="99" w:defSemiHidden="0" w:defUnhideWhenUsed="0" w:defQFormat="0" w:count="375">
     <w:lsdException w:name="Normal" w:uiPriority="0" w:qFormat="1"/>
     <w:lsdException w:name="heading 1" w:uiPriority="9" w:qFormat="1"/>
     <w:lsdException w:name="heading 2" w:semiHidden="1" w:uiPriority="9" w:unhideWhenUsed="1" w:qFormat="1"/>
@@ -13029,7 +12908,6 @@
     <w:lsdException w:name="Smart Hyperlink" w:semiHidden="1" w:unhideWhenUsed="1"/>
     <w:lsdException w:name="Hashtag" w:semiHidden="1" w:unhideWhenUsed="1"/>
     <w:lsdException w:name="Unresolved Mention" w:semiHidden="1" w:unhideWhenUsed="1"/>
-    <w:lsdException w:name="Smart Link" w:semiHidden="1" w:unhideWhenUsed="1"/>
   </w:latentStyles>
   <w:style w:type="paragraph" w:default="1" w:styleId="Normal">
     <w:name w:val="Normal"/>
@@ -14420,26 +14298,6 @@
 </file>
 
 <file path=customXml/item1.xml><?xml version="1.0" encoding="utf-8"?>
-<?mso-contentType ?>
-<FormTemplates xmlns="http://schemas.microsoft.com/sharepoint/v3/contenttype/forms">
-  <Display>DocumentLibraryForm</Display>
-  <Edit>DocumentLibraryForm</Edit>
-  <New>DocumentLibraryForm</New>
-</FormTemplates>
-</file>
-
-<file path=customXml/item2.xml><?xml version="1.0" encoding="utf-8"?>
-<p:properties xmlns:p="http://schemas.microsoft.com/office/2006/metadata/properties" xmlns:xsi="http://www.w3.org/2001/XMLSchema-instance" xmlns:pc="http://schemas.microsoft.com/office/infopath/2007/PartnerControls">
-  <documentManagement>
-    <TaxCatchAll xmlns="13c90a0b-73bc-4dc0-be5f-28d77b615beb" xsi:nil="true"/>
-    <lcf76f155ced4ddcb4097134ff3c332f xmlns="13c93bba-48ce-428c-bfe5-88b42c19b028">
-      <Terms xmlns="http://schemas.microsoft.com/office/infopath/2007/PartnerControls"/>
-    </lcf76f155ced4ddcb4097134ff3c332f>
-  </documentManagement>
-</p:properties>
-</file>
-
-<file path=customXml/item3.xml><?xml version="1.0" encoding="utf-8"?>
 <ct:contentTypeSchema xmlns:ct="http://schemas.microsoft.com/office/2006/metadata/contentType" xmlns:ma="http://schemas.microsoft.com/office/2006/metadata/properties/metaAttributes" ct:_="" ma:_="" ma:contentTypeName="Documento" ma:contentTypeID="0x0101006A81D6BD42E8DF4C91013959704817E1" ma:contentTypeVersion="15" ma:contentTypeDescription="Crear nuevo documento." ma:contentTypeScope="" ma:versionID="bf4f72ffd194f0963ff564daca6869f7">
   <xsd:schema xmlns:xsd="http://www.w3.org/2001/XMLSchema" xmlns:xs="http://www.w3.org/2001/XMLSchema" xmlns:p="http://schemas.microsoft.com/office/2006/metadata/properties" xmlns:ns2="13c90a0b-73bc-4dc0-be5f-28d77b615beb" xmlns:ns3="13c93bba-48ce-428c-bfe5-88b42c19b028" targetNamespace="http://schemas.microsoft.com/office/2006/metadata/properties" ma:root="true" ma:fieldsID="8718d6f4873a5b1392a45044efa78385" ns2:_="" ns3:_="">
     <xsd:import namespace="13c90a0b-73bc-4dc0-be5f-28d77b615beb"/>
@@ -14674,30 +14532,31 @@
 </ct:contentTypeSchema>
 </file>
 
+<file path=customXml/item2.xml><?xml version="1.0" encoding="utf-8"?>
+<p:properties xmlns:p="http://schemas.microsoft.com/office/2006/metadata/properties" xmlns:xsi="http://www.w3.org/2001/XMLSchema-instance" xmlns:pc="http://schemas.microsoft.com/office/infopath/2007/PartnerControls">
+  <documentManagement>
+    <TaxCatchAll xmlns="13c90a0b-73bc-4dc0-be5f-28d77b615beb" xsi:nil="true"/>
+    <lcf76f155ced4ddcb4097134ff3c332f xmlns="13c93bba-48ce-428c-bfe5-88b42c19b028">
+      <Terms xmlns="http://schemas.microsoft.com/office/infopath/2007/PartnerControls"/>
+    </lcf76f155ced4ddcb4097134ff3c332f>
+  </documentManagement>
+</p:properties>
+</file>
+
+<file path=customXml/item3.xml><?xml version="1.0" encoding="utf-8"?>
+<?mso-contentType ?>
+<FormTemplates xmlns="http://schemas.microsoft.com/sharepoint/v3/contenttype/forms">
+  <Display>DocumentLibraryForm</Display>
+  <Edit>DocumentLibraryForm</Edit>
+  <New>DocumentLibraryForm</New>
+</FormTemplates>
+</file>
+
 <file path=customXml/item4.xml><?xml version="1.0" encoding="utf-8"?>
 <b:Sources xmlns:b="http://schemas.openxmlformats.org/officeDocument/2006/bibliography" xmlns="http://schemas.openxmlformats.org/officeDocument/2006/bibliography" SelectedStyle="\APASixthEditionOfficeOnline.xsl" StyleName="APA" Version="6"/>
 </file>
 
 <file path=customXml/itemProps1.xml><?xml version="1.0" encoding="utf-8"?>
-<ds:datastoreItem xmlns:ds="http://schemas.openxmlformats.org/officeDocument/2006/customXml" ds:itemID="{042F9135-6AC1-4425-A5C0-3283191E76B1}">
-  <ds:schemaRefs>
-    <ds:schemaRef ds:uri="http://schemas.microsoft.com/sharepoint/v3/contenttype/forms"/>
-  </ds:schemaRefs>
-</ds:datastoreItem>
-</file>
-
-<file path=customXml/itemProps2.xml><?xml version="1.0" encoding="utf-8"?>
-<ds:datastoreItem xmlns:ds="http://schemas.openxmlformats.org/officeDocument/2006/customXml" ds:itemID="{7028DDFA-A72B-49CF-B012-A2755F7B6E2F}">
-  <ds:schemaRefs>
-    <ds:schemaRef ds:uri="http://schemas.microsoft.com/office/2006/metadata/properties"/>
-    <ds:schemaRef ds:uri="http://schemas.microsoft.com/office/infopath/2007/PartnerControls"/>
-    <ds:schemaRef ds:uri="13c90a0b-73bc-4dc0-be5f-28d77b615beb"/>
-    <ds:schemaRef ds:uri="13c93bba-48ce-428c-bfe5-88b42c19b028"/>
-  </ds:schemaRefs>
-</ds:datastoreItem>
-</file>
-
-<file path=customXml/itemProps3.xml><?xml version="1.0" encoding="utf-8"?>
 <ds:datastoreItem xmlns:ds="http://schemas.openxmlformats.org/officeDocument/2006/customXml" ds:itemID="{618EC4BA-F191-45F2-8A9D-C590AB7EC129}">
   <ds:schemaRefs>
     <ds:schemaRef ds:uri="http://schemas.microsoft.com/office/2006/metadata/contentType"/>
@@ -14716,8 +14575,27 @@
 </ds:datastoreItem>
 </file>
 
+<file path=customXml/itemProps2.xml><?xml version="1.0" encoding="utf-8"?>
+<ds:datastoreItem xmlns:ds="http://schemas.openxmlformats.org/officeDocument/2006/customXml" ds:itemID="{7028DDFA-A72B-49CF-B012-A2755F7B6E2F}">
+  <ds:schemaRefs>
+    <ds:schemaRef ds:uri="http://schemas.microsoft.com/office/2006/metadata/properties"/>
+    <ds:schemaRef ds:uri="http://schemas.microsoft.com/office/infopath/2007/PartnerControls"/>
+    <ds:schemaRef ds:uri="13c90a0b-73bc-4dc0-be5f-28d77b615beb"/>
+    <ds:schemaRef ds:uri="13c93bba-48ce-428c-bfe5-88b42c19b028"/>
+  </ds:schemaRefs>
+</ds:datastoreItem>
+</file>
+
+<file path=customXml/itemProps3.xml><?xml version="1.0" encoding="utf-8"?>
+<ds:datastoreItem xmlns:ds="http://schemas.openxmlformats.org/officeDocument/2006/customXml" ds:itemID="{042F9135-6AC1-4425-A5C0-3283191E76B1}">
+  <ds:schemaRefs>
+    <ds:schemaRef ds:uri="http://schemas.microsoft.com/sharepoint/v3/contenttype/forms"/>
+  </ds:schemaRefs>
+</ds:datastoreItem>
+</file>
+
 <file path=customXml/itemProps4.xml><?xml version="1.0" encoding="utf-8"?>
-<ds:datastoreItem xmlns:ds="http://schemas.openxmlformats.org/officeDocument/2006/customXml" ds:itemID="{A75FDBDA-F2B9-4D68-9816-E2006D59B717}">
+<ds:datastoreItem xmlns:ds="http://schemas.openxmlformats.org/officeDocument/2006/customXml" ds:itemID="{80ADAEF3-BBC8-4953-9ACB-2B7E7E78C1D8}">
   <ds:schemaRefs>
     <ds:schemaRef ds:uri="http://schemas.openxmlformats.org/officeDocument/2006/bibliography"/>
   </ds:schemaRefs>
